--- a/ISU_RESUME/CS402/ug_sb_4/Backend/templates/Template2.docx
+++ b/ISU_RESUME/CS402/ug_sb_4/Backend/templates/Template2.docx
@@ -121,560 +121,1349 @@
           <w:lang w:eastAsia="ko-KR"/>
         </w:rPr>
       </w:pPr>
+      <w:r>
+        <w:rPr>
+          <w:rFonts w:cs="Symbol"/>
+          <w:bCs w:val="0"/>
+          <w:sz w:val="22"/>
+          <w:szCs w:val="22"/>
+          <w:u w:val="single"/>
+        </w:rPr>
+        <w:t xml:space="preserve">{% if kp.is_pi </w:t>
+      </w:r>
+      <w:proofErr w:type="gramStart"/>
+      <w:r>
+        <w:rPr>
+          <w:rFonts w:cs="Symbol"/>
+          <w:bCs w:val="0"/>
+          <w:sz w:val="22"/>
+          <w:szCs w:val="22"/>
+          <w:u w:val="single"/>
+        </w:rPr>
+        <w:t>%}PI</w:t>
+      </w:r>
+      <w:proofErr w:type="gramEnd"/>
+      <w:r>
+        <w:rPr>
+          <w:rFonts w:cs="Symbol"/>
+          <w:bCs w:val="0"/>
+          <w:sz w:val="22"/>
+          <w:szCs w:val="22"/>
+          <w:u w:val="single"/>
+        </w:rPr>
+        <w:t xml:space="preserve">{% else </w:t>
+      </w:r>
+      <w:proofErr w:type="gramStart"/>
+      <w:r>
+        <w:rPr>
+          <w:rFonts w:cs="Symbol"/>
+          <w:bCs w:val="0"/>
+          <w:sz w:val="22"/>
+          <w:szCs w:val="22"/>
+          <w:u w:val="single"/>
+        </w:rPr>
+        <w:t>%}Co</w:t>
+      </w:r>
+      <w:proofErr w:type="gramEnd"/>
+      <w:r>
+        <w:rPr>
+          <w:rFonts w:cs="Symbol"/>
+          <w:bCs w:val="0"/>
+          <w:sz w:val="22"/>
+          <w:szCs w:val="22"/>
+          <w:u w:val="single"/>
+        </w:rPr>
+        <w:t>-</w:t>
+      </w:r>
+      <w:proofErr w:type="gramStart"/>
+      <w:r>
+        <w:rPr>
+          <w:rFonts w:cs="Symbol"/>
+          <w:bCs w:val="0"/>
+          <w:sz w:val="22"/>
+          <w:szCs w:val="22"/>
+          <w:u w:val="single"/>
+        </w:rPr>
+        <w:t>PI{</w:t>
+      </w:r>
+      <w:proofErr w:type="gramEnd"/>
+      <w:r>
+        <w:rPr>
+          <w:rFonts w:cs="Symbol"/>
+          <w:bCs w:val="0"/>
+          <w:sz w:val="22"/>
+          <w:szCs w:val="22"/>
+          <w:u w:val="single"/>
+        </w:rPr>
+        <w:t>% endif</w:t>
+      </w:r>
+      <w:r>
+        <w:rPr>
+          <w:rFonts w:cs="Symbol"/>
+          <w:b w:val="0"/>
+          <w:sz w:val="22"/>
+          <w:szCs w:val="22"/>
+          <w:u w:val="single"/>
+        </w:rPr>
+        <w:t xml:space="preserve"> %} </w:t>
+      </w:r>
+      <w:r>
+        <w:rPr>
+          <w:rFonts w:cs="Symbol"/>
+          <w:b w:val="0"/>
+          <w:sz w:val="22"/>
+          <w:szCs w:val="22"/>
+        </w:rPr>
+        <w:t xml:space="preserve">– Dr. </w:t>
+      </w:r>
+      <w:proofErr w:type="gramStart"/>
+      <w:r>
+        <w:rPr>
+          <w:rFonts w:cs="Symbol"/>
+          <w:b w:val="0"/>
+          <w:sz w:val="22"/>
+          <w:szCs w:val="22"/>
+        </w:rPr>
+        <w:t>{{ kp</w:t>
+      </w:r>
+      <w:proofErr w:type="gramEnd"/>
+      <w:r>
+        <w:rPr>
+          <w:rFonts w:cs="Symbol"/>
+          <w:b w:val="0"/>
+          <w:sz w:val="22"/>
+          <w:szCs w:val="22"/>
+        </w:rPr>
+        <w:t>.last_</w:t>
+      </w:r>
+      <w:proofErr w:type="gramStart"/>
+      <w:r>
+        <w:rPr>
+          <w:rFonts w:cs="Symbol"/>
+          <w:b w:val="0"/>
+          <w:sz w:val="22"/>
+          <w:szCs w:val="22"/>
+        </w:rPr>
+        <w:t>name }</w:t>
+      </w:r>
+      <w:proofErr w:type="gramEnd"/>
+      <w:r>
+        <w:rPr>
+          <w:rFonts w:cs="Symbol"/>
+          <w:b w:val="0"/>
+          <w:sz w:val="22"/>
+          <w:szCs w:val="22"/>
+        </w:rPr>
+        <w:t xml:space="preserve">} will serve as the {% if kp.is_pi </w:t>
+      </w:r>
+      <w:proofErr w:type="gramStart"/>
+      <w:r>
+        <w:rPr>
+          <w:rFonts w:cs="Symbol"/>
+          <w:b w:val="0"/>
+          <w:sz w:val="22"/>
+          <w:szCs w:val="22"/>
+        </w:rPr>
+        <w:t>%}Principal</w:t>
+      </w:r>
+      <w:proofErr w:type="gramEnd"/>
+      <w:r>
+        <w:rPr>
+          <w:rFonts w:cs="Symbol"/>
+          <w:b w:val="0"/>
+          <w:sz w:val="22"/>
+          <w:szCs w:val="22"/>
+        </w:rPr>
+        <w:t xml:space="preserve"> </w:t>
+      </w:r>
+      <w:proofErr w:type="gramStart"/>
+      <w:r>
+        <w:rPr>
+          <w:rFonts w:cs="Symbol"/>
+          <w:b w:val="0"/>
+          <w:sz w:val="22"/>
+          <w:szCs w:val="22"/>
+        </w:rPr>
+        <w:t>Investigator{</w:t>
+      </w:r>
+      <w:proofErr w:type="gramEnd"/>
+      <w:r>
+        <w:rPr>
+          <w:rFonts w:cs="Symbol"/>
+          <w:b w:val="0"/>
+          <w:sz w:val="22"/>
+          <w:szCs w:val="22"/>
+        </w:rPr>
+        <w:t xml:space="preserve">% else </w:t>
+      </w:r>
+      <w:proofErr w:type="gramStart"/>
+      <w:r>
+        <w:rPr>
+          <w:rFonts w:cs="Symbol"/>
+          <w:b w:val="0"/>
+          <w:sz w:val="22"/>
+          <w:szCs w:val="22"/>
+        </w:rPr>
+        <w:t>%}Co</w:t>
+      </w:r>
+      <w:proofErr w:type="gramEnd"/>
+      <w:r>
+        <w:rPr>
+          <w:rFonts w:cs="Symbol"/>
+          <w:b w:val="0"/>
+          <w:sz w:val="22"/>
+          <w:szCs w:val="22"/>
+        </w:rPr>
+        <w:t xml:space="preserve">-Principal </w:t>
+      </w:r>
+      <w:proofErr w:type="gramStart"/>
+      <w:r>
+        <w:rPr>
+          <w:rFonts w:cs="Symbol"/>
+          <w:b w:val="0"/>
+          <w:sz w:val="22"/>
+          <w:szCs w:val="22"/>
+        </w:rPr>
+        <w:t>Investigator{</w:t>
+      </w:r>
+      <w:proofErr w:type="gramEnd"/>
+      <w:r>
+        <w:rPr>
+          <w:rFonts w:cs="Symbol"/>
+          <w:b w:val="0"/>
+          <w:sz w:val="22"/>
+          <w:szCs w:val="22"/>
+        </w:rPr>
+        <w:t xml:space="preserve">% endif %} and is requesting </w:t>
+      </w:r>
+      <w:proofErr w:type="gramStart"/>
+      <w:r>
+        <w:rPr>
+          <w:rFonts w:cs="Symbol"/>
+          <w:b w:val="0"/>
+          <w:sz w:val="22"/>
+          <w:szCs w:val="22"/>
+        </w:rPr>
+        <w:t>{{ kp</w:t>
+      </w:r>
+      <w:proofErr w:type="gramEnd"/>
+      <w:r>
+        <w:rPr>
+          <w:rFonts w:cs="Symbol"/>
+          <w:b w:val="0"/>
+          <w:sz w:val="22"/>
+          <w:szCs w:val="22"/>
+        </w:rPr>
+        <w:t>.</w:t>
+      </w:r>
+      <w:proofErr w:type="gramStart"/>
+      <w:r>
+        <w:rPr>
+          <w:rFonts w:cs="Symbol"/>
+          <w:b w:val="0"/>
+          <w:sz w:val="22"/>
+          <w:szCs w:val="22"/>
+        </w:rPr>
+        <w:t>months }</w:t>
+      </w:r>
+      <w:proofErr w:type="gramEnd"/>
+      <w:r>
+        <w:rPr>
+          <w:rFonts w:cs="Symbol"/>
+          <w:b w:val="0"/>
+          <w:sz w:val="22"/>
+          <w:szCs w:val="22"/>
+        </w:rPr>
+        <w:t xml:space="preserve">} months salary each year. Year 1 total = </w:t>
+      </w:r>
+      <w:proofErr w:type="gramStart"/>
+      <w:r>
+        <w:rPr>
+          <w:rFonts w:cs="Symbol"/>
+          <w:b w:val="0"/>
+          <w:sz w:val="22"/>
+          <w:szCs w:val="22"/>
+        </w:rPr>
+        <w:t>{{ kp</w:t>
+      </w:r>
+      <w:proofErr w:type="gramEnd"/>
+      <w:r>
+        <w:rPr>
+          <w:rFonts w:cs="Symbol"/>
+          <w:b w:val="0"/>
+          <w:sz w:val="22"/>
+          <w:szCs w:val="22"/>
+        </w:rPr>
+        <w:t>.y1_</w:t>
+      </w:r>
+      <w:proofErr w:type="gramStart"/>
+      <w:r>
+        <w:rPr>
+          <w:rFonts w:cs="Symbol"/>
+          <w:b w:val="0"/>
+          <w:sz w:val="22"/>
+          <w:szCs w:val="22"/>
+        </w:rPr>
+        <w:t>total }</w:t>
+      </w:r>
+      <w:proofErr w:type="gramEnd"/>
+      <w:r>
+        <w:rPr>
+          <w:rFonts w:cs="Symbol"/>
+          <w:b w:val="0"/>
+          <w:sz w:val="22"/>
+          <w:szCs w:val="22"/>
+        </w:rPr>
+        <w:t xml:space="preserve">}; Year 2 total = </w:t>
+      </w:r>
+      <w:proofErr w:type="gramStart"/>
+      <w:r>
+        <w:rPr>
+          <w:rFonts w:cs="Symbol"/>
+          <w:b w:val="0"/>
+          <w:sz w:val="22"/>
+          <w:szCs w:val="22"/>
+        </w:rPr>
+        <w:t>{{ kp</w:t>
+      </w:r>
+      <w:proofErr w:type="gramEnd"/>
+      <w:r>
+        <w:rPr>
+          <w:rFonts w:cs="Symbol"/>
+          <w:b w:val="0"/>
+          <w:sz w:val="22"/>
+          <w:szCs w:val="22"/>
+        </w:rPr>
+        <w:t>.y2_</w:t>
+      </w:r>
+      <w:proofErr w:type="gramStart"/>
+      <w:r>
+        <w:rPr>
+          <w:rFonts w:cs="Symbol"/>
+          <w:b w:val="0"/>
+          <w:sz w:val="22"/>
+          <w:szCs w:val="22"/>
+        </w:rPr>
+        <w:t>total }</w:t>
+      </w:r>
+      <w:proofErr w:type="gramEnd"/>
+      <w:r>
+        <w:rPr>
+          <w:rFonts w:cs="Symbol"/>
+          <w:b w:val="0"/>
+          <w:sz w:val="22"/>
+          <w:szCs w:val="22"/>
+        </w:rPr>
+        <w:t xml:space="preserve">}; TOTAL salary = </w:t>
+      </w:r>
+      <w:proofErr w:type="gramStart"/>
+      <w:r>
+        <w:rPr>
+          <w:rFonts w:cs="Symbol"/>
+          <w:b w:val="0"/>
+          <w:sz w:val="22"/>
+          <w:szCs w:val="22"/>
+        </w:rPr>
+        <w:t xml:space="preserve">{{ </w:t>
+      </w:r>
       <w:proofErr w:type="spellStart"/>
+      <w:r>
+        <w:rPr>
+          <w:rFonts w:cs="Symbol"/>
+          <w:b w:val="0"/>
+          <w:sz w:val="22"/>
+          <w:szCs w:val="22"/>
+        </w:rPr>
+        <w:t>kp</w:t>
+      </w:r>
+      <w:proofErr w:type="gramEnd"/>
+      <w:r>
+        <w:rPr>
+          <w:rFonts w:cs="Symbol"/>
+          <w:b w:val="0"/>
+          <w:sz w:val="22"/>
+          <w:szCs w:val="22"/>
+        </w:rPr>
+        <w:t>.</w:t>
+      </w:r>
+      <w:proofErr w:type="gramStart"/>
+      <w:r>
+        <w:rPr>
+          <w:rFonts w:cs="Symbol"/>
+          <w:b w:val="0"/>
+          <w:sz w:val="22"/>
+          <w:szCs w:val="22"/>
+        </w:rPr>
+        <w:t>salary</w:t>
+      </w:r>
       <w:proofErr w:type="spellEnd"/>
+      <w:r>
+        <w:rPr>
+          <w:rFonts w:cs="Symbol"/>
+          <w:b w:val="0"/>
+          <w:sz w:val="22"/>
+          <w:szCs w:val="22"/>
+        </w:rPr>
+        <w:t xml:space="preserve"> }}</w:t>
+      </w:r>
+      <w:r>
+        <w:t>{</w:t>
+      </w:r>
+      <w:proofErr w:type="gramEnd"/>
+      <w:r>
+        <w:t xml:space="preserve">% </w:t>
+      </w:r>
       <w:proofErr w:type="spellStart"/>
+      <w:r>
+        <w:t>endfor</w:t>
+      </w:r>
       <w:proofErr w:type="spellEnd"/>
+      <w:r>
+        <w:t xml:space="preserve"> %}</w:t>
+      </w:r>
+    </w:p>
+    <w:p>
+      <w:pPr>
+        <w:pStyle w:val="1"/>
+        <w:rPr>
+          <w:sz w:val="22"/>
+          <w:szCs w:val="22"/>
+        </w:rPr>
+      </w:pPr>
+      <w:r>
+        <w:rPr>
+          <w:sz w:val="22"/>
+          <w:szCs w:val="22"/>
+        </w:rPr>
+        <w:t>Other Personnel</w:t>
+      </w:r>
+    </w:p>
+    <w:p>
+      <w:pPr>
+        <w:rPr>
+          <w:sz w:val="22"/>
+          <w:szCs w:val="22"/>
+        </w:rPr>
+      </w:pPr>
+      <w:r>
+        <w:rPr>
+          <w:sz w:val="22"/>
+          <w:szCs w:val="22"/>
+        </w:rPr>
+        <w:t xml:space="preserve">{% if </w:t>
+      </w:r>
       <w:proofErr w:type="spellStart"/>
+      <w:proofErr w:type="gramStart"/>
+      <w:r>
+        <w:rPr>
+          <w:sz w:val="22"/>
+          <w:szCs w:val="22"/>
+        </w:rPr>
+        <w:t>other.ps.total</w:t>
+      </w:r>
       <w:proofErr w:type="spellEnd"/>
+      <w:r>
+        <w:rPr>
+          <w:sz w:val="22"/>
+          <w:szCs w:val="22"/>
+        </w:rPr>
+        <w:t xml:space="preserve"> !=</w:t>
+      </w:r>
+      <w:proofErr w:type="gramEnd"/>
+      <w:r>
+        <w:rPr>
+          <w:sz w:val="22"/>
+          <w:szCs w:val="22"/>
+        </w:rPr>
+        <w:t xml:space="preserve"> '$0' %}</w:t>
+      </w:r>
+    </w:p>
+    <w:p>
+      <w:pPr>
+        <w:rPr>
+          <w:sz w:val="22"/>
+          <w:szCs w:val="22"/>
+          <w:lang w:eastAsia="ko-KR"/>
+        </w:rPr>
+      </w:pPr>
+      <w:r>
+        <w:rPr>
+          <w:sz w:val="22"/>
+          <w:szCs w:val="22"/>
+        </w:rPr>
+        <w:t xml:space="preserve"> </w:t>
+      </w:r>
+      <w:r>
+        <w:rPr>
+          <w:sz w:val="22"/>
+          <w:szCs w:val="22"/>
+          <w:u w:val="single"/>
+        </w:rPr>
+        <w:t>Professional &amp; Scientific</w:t>
+      </w:r>
+      <w:r>
+        <w:rPr>
+          <w:sz w:val="22"/>
+          <w:szCs w:val="22"/>
+        </w:rPr>
+        <w:t xml:space="preserve"> – Salary for </w:t>
+      </w:r>
+      <w:proofErr w:type="gramStart"/>
+      <w:r>
+        <w:rPr>
+          <w:sz w:val="22"/>
+          <w:szCs w:val="22"/>
+        </w:rPr>
+        <w:t xml:space="preserve">{{ </w:t>
+      </w:r>
       <w:proofErr w:type="spellStart"/>
+      <w:r>
+        <w:rPr>
+          <w:sz w:val="22"/>
+          <w:szCs w:val="22"/>
+        </w:rPr>
+        <w:t>other</w:t>
+      </w:r>
+      <w:proofErr w:type="gramEnd"/>
+      <w:r>
+        <w:rPr>
+          <w:sz w:val="22"/>
+          <w:szCs w:val="22"/>
+        </w:rPr>
+        <w:t>_ps_</w:t>
+      </w:r>
+      <w:proofErr w:type="gramStart"/>
+      <w:r>
+        <w:rPr>
+          <w:sz w:val="22"/>
+          <w:szCs w:val="22"/>
+        </w:rPr>
+        <w:t>names</w:t>
+      </w:r>
       <w:proofErr w:type="spellEnd"/>
       <w:r>
         <w:rPr>
-          <w:rFonts w:cs="Symbol"/>
-          <w:bCs w:val="0"/>
+          <w:sz w:val="22"/>
+          <w:szCs w:val="22"/>
+        </w:rPr>
+        <w:t xml:space="preserve"> }</w:t>
+      </w:r>
+      <w:proofErr w:type="gramEnd"/>
+      <w:r>
+        <w:rPr>
+          <w:sz w:val="22"/>
+          <w:szCs w:val="22"/>
+        </w:rPr>
+        <w:t xml:space="preserve">} is requested at </w:t>
+      </w:r>
+      <w:proofErr w:type="gramStart"/>
+      <w:r>
+        <w:rPr>
+          <w:sz w:val="22"/>
+          <w:szCs w:val="22"/>
+        </w:rPr>
+        <w:t xml:space="preserve">{{ </w:t>
+      </w:r>
+      <w:proofErr w:type="spellStart"/>
+      <w:r>
+        <w:rPr>
+          <w:sz w:val="22"/>
+          <w:szCs w:val="22"/>
+        </w:rPr>
+        <w:t>other.ps</w:t>
+      </w:r>
+      <w:proofErr w:type="gramEnd"/>
+      <w:r>
+        <w:rPr>
+          <w:sz w:val="22"/>
+          <w:szCs w:val="22"/>
+        </w:rPr>
+        <w:t>.</w:t>
+      </w:r>
+      <w:proofErr w:type="gramStart"/>
+      <w:r>
+        <w:rPr>
+          <w:sz w:val="22"/>
+          <w:szCs w:val="22"/>
+        </w:rPr>
+        <w:t>months</w:t>
+      </w:r>
+      <w:proofErr w:type="spellEnd"/>
+      <w:r>
+        <w:rPr>
+          <w:sz w:val="22"/>
+          <w:szCs w:val="22"/>
+        </w:rPr>
+        <w:t xml:space="preserve"> }</w:t>
+      </w:r>
+      <w:proofErr w:type="gramEnd"/>
+      <w:r>
+        <w:rPr>
+          <w:sz w:val="22"/>
+          <w:szCs w:val="22"/>
+        </w:rPr>
+        <w:t xml:space="preserve">} </w:t>
+      </w:r>
+      <w:proofErr w:type="spellStart"/>
+      <w:r>
+        <w:rPr>
+          <w:sz w:val="22"/>
+          <w:szCs w:val="22"/>
+        </w:rPr>
+        <w:t>months</w:t>
+      </w:r>
+      <w:proofErr w:type="spellEnd"/>
+      <w:r>
+        <w:rPr>
+          <w:sz w:val="22"/>
+          <w:szCs w:val="22"/>
+        </w:rPr>
+        <w:t xml:space="preserve"> salary per year. Year 1 total = </w:t>
+      </w:r>
+      <w:proofErr w:type="gramStart"/>
+      <w:r>
+        <w:rPr>
+          <w:sz w:val="22"/>
+          <w:szCs w:val="22"/>
+        </w:rPr>
+        <w:t>{{ other.ps</w:t>
+      </w:r>
+      <w:proofErr w:type="gramEnd"/>
+      <w:r>
+        <w:rPr>
+          <w:sz w:val="22"/>
+          <w:szCs w:val="22"/>
+        </w:rPr>
+        <w:t>.y1_</w:t>
+      </w:r>
+      <w:proofErr w:type="gramStart"/>
+      <w:r>
+        <w:rPr>
+          <w:sz w:val="22"/>
+          <w:szCs w:val="22"/>
+        </w:rPr>
+        <w:t>total }</w:t>
+      </w:r>
+      <w:proofErr w:type="gramEnd"/>
+      <w:r>
+        <w:rPr>
+          <w:sz w:val="22"/>
+          <w:szCs w:val="22"/>
+        </w:rPr>
+        <w:t xml:space="preserve">}; Year 2 total = </w:t>
+      </w:r>
+      <w:proofErr w:type="gramStart"/>
+      <w:r>
+        <w:rPr>
+          <w:sz w:val="22"/>
+          <w:szCs w:val="22"/>
+        </w:rPr>
+        <w:t>{{ other.ps</w:t>
+      </w:r>
+      <w:proofErr w:type="gramEnd"/>
+      <w:r>
+        <w:rPr>
+          <w:sz w:val="22"/>
+          <w:szCs w:val="22"/>
+        </w:rPr>
+        <w:t>.y2_</w:t>
+      </w:r>
+      <w:proofErr w:type="gramStart"/>
+      <w:r>
+        <w:rPr>
+          <w:sz w:val="22"/>
+          <w:szCs w:val="22"/>
+        </w:rPr>
+        <w:t>total }</w:t>
+      </w:r>
+      <w:proofErr w:type="gramEnd"/>
+      <w:r>
+        <w:rPr>
+          <w:sz w:val="22"/>
+          <w:szCs w:val="22"/>
+        </w:rPr>
+        <w:t xml:space="preserve">};   TOTAL salary = </w:t>
+      </w:r>
+      <w:proofErr w:type="gramStart"/>
+      <w:r>
+        <w:rPr>
+          <w:sz w:val="22"/>
+          <w:szCs w:val="22"/>
+        </w:rPr>
+        <w:t xml:space="preserve">{{ </w:t>
+      </w:r>
+      <w:proofErr w:type="spellStart"/>
+      <w:r>
+        <w:rPr>
+          <w:sz w:val="22"/>
+          <w:szCs w:val="22"/>
+        </w:rPr>
+        <w:t>other.ps</w:t>
+      </w:r>
+      <w:proofErr w:type="gramEnd"/>
+      <w:r>
+        <w:rPr>
+          <w:sz w:val="22"/>
+          <w:szCs w:val="22"/>
+        </w:rPr>
+        <w:t>.</w:t>
+      </w:r>
+      <w:proofErr w:type="gramStart"/>
+      <w:r>
+        <w:rPr>
+          <w:sz w:val="22"/>
+          <w:szCs w:val="22"/>
+        </w:rPr>
+        <w:t>total</w:t>
+      </w:r>
+      <w:proofErr w:type="spellEnd"/>
+      <w:r>
+        <w:rPr>
+          <w:sz w:val="22"/>
+          <w:szCs w:val="22"/>
+        </w:rPr>
+        <w:t xml:space="preserve"> }</w:t>
+      </w:r>
+      <w:proofErr w:type="gramEnd"/>
+      <w:r>
+        <w:rPr>
+          <w:sz w:val="22"/>
+          <w:szCs w:val="22"/>
+        </w:rPr>
+        <w:t xml:space="preserve">}. </w:t>
+      </w:r>
+    </w:p>
+    <w:p>
+      <w:pPr>
+        <w:rPr>
+          <w:sz w:val="22"/>
+          <w:szCs w:val="22"/>
+          <w:lang w:eastAsia="ko-KR"/>
+        </w:rPr>
+      </w:pPr>
+      <w:r>
+        <w:rPr>
+          <w:sz w:val="22"/>
+          <w:szCs w:val="22"/>
+        </w:rPr>
+        <w:t xml:space="preserve">{% endif %} </w:t>
+      </w:r>
+      <w:r>
+        <w:rPr>
+          <w:sz w:val="22"/>
+          <w:szCs w:val="22"/>
+        </w:rPr>
+        <w:t xml:space="preserve">{% if </w:t>
+      </w:r>
+      <w:proofErr w:type="spellStart"/>
+      <w:proofErr w:type="gramStart"/>
+      <w:r>
+        <w:rPr>
+          <w:sz w:val="22"/>
+          <w:szCs w:val="22"/>
+        </w:rPr>
+        <w:t>other.grad</w:t>
+      </w:r>
+      <w:proofErr w:type="gramEnd"/>
+      <w:r>
+        <w:rPr>
+          <w:sz w:val="22"/>
+          <w:szCs w:val="22"/>
+        </w:rPr>
+        <w:t>.</w:t>
+      </w:r>
+      <w:proofErr w:type="gramStart"/>
+      <w:r>
+        <w:rPr>
+          <w:sz w:val="22"/>
+          <w:szCs w:val="22"/>
+        </w:rPr>
+        <w:t>total</w:t>
+      </w:r>
+      <w:proofErr w:type="spellEnd"/>
+      <w:r>
+        <w:rPr>
+          <w:sz w:val="22"/>
+          <w:szCs w:val="22"/>
+        </w:rPr>
+        <w:t xml:space="preserve"> !</w:t>
+      </w:r>
+      <w:proofErr w:type="gramEnd"/>
+      <w:r>
+        <w:rPr>
+          <w:sz w:val="22"/>
+          <w:szCs w:val="22"/>
+        </w:rPr>
+        <w:t xml:space="preserve">= '$0' %} </w:t>
+      </w:r>
+    </w:p>
+    <w:p>
+      <w:pPr>
+        <w:rPr>
+          <w:sz w:val="22"/>
+          <w:szCs w:val="22"/>
+          <w:lang w:eastAsia="ko-KR"/>
+        </w:rPr>
+      </w:pPr>
+      <w:r>
+        <w:rPr>
           <w:sz w:val="22"/>
           <w:szCs w:val="22"/>
           <w:u w:val="single"/>
         </w:rPr>
-        <w:t xml:space="preserve">{% if kp.is_pi %}PI{% else %}Co-PI{% endif %}</w:t>
-      </w:r>
-      <w:r>
-        <w:rPr>
-          <w:rFonts w:cs="Symbol"/>
-          <w:bCs w:val="0"/>
+        <w:t>Graduate Assistant</w:t>
+      </w:r>
+      <w:r>
+        <w:rPr>
+          <w:sz w:val="22"/>
+          <w:szCs w:val="22"/>
+        </w:rPr>
+        <w:t xml:space="preserve"> – Salary for one halftime GRA is requested at </w:t>
+      </w:r>
+      <w:proofErr w:type="gramStart"/>
+      <w:r>
+        <w:rPr>
+          <w:sz w:val="22"/>
+          <w:szCs w:val="22"/>
+        </w:rPr>
+        <w:t xml:space="preserve">{{ </w:t>
+      </w:r>
+      <w:proofErr w:type="spellStart"/>
+      <w:r>
+        <w:rPr>
+          <w:sz w:val="22"/>
+          <w:szCs w:val="22"/>
+        </w:rPr>
+        <w:t>other</w:t>
+      </w:r>
+      <w:proofErr w:type="gramEnd"/>
+      <w:r>
+        <w:rPr>
+          <w:sz w:val="22"/>
+          <w:szCs w:val="22"/>
+        </w:rPr>
+        <w:t>.</w:t>
+      </w:r>
+      <w:proofErr w:type="gramStart"/>
+      <w:r>
+        <w:rPr>
+          <w:sz w:val="22"/>
+          <w:szCs w:val="22"/>
+        </w:rPr>
+        <w:t>grad.months</w:t>
+      </w:r>
+      <w:proofErr w:type="spellEnd"/>
+      <w:proofErr w:type="gramEnd"/>
+      <w:r>
+        <w:rPr>
+          <w:sz w:val="22"/>
+          <w:szCs w:val="22"/>
+        </w:rPr>
+        <w:t xml:space="preserve"> }} months for Year 1 and 2. Year 1 total = </w:t>
+      </w:r>
+      <w:proofErr w:type="gramStart"/>
+      <w:r>
+        <w:rPr>
+          <w:sz w:val="22"/>
+          <w:szCs w:val="22"/>
+        </w:rPr>
+        <w:t>{{ other</w:t>
+      </w:r>
+      <w:proofErr w:type="gramEnd"/>
+      <w:r>
+        <w:rPr>
+          <w:sz w:val="22"/>
+          <w:szCs w:val="22"/>
+        </w:rPr>
+        <w:t>.</w:t>
+      </w:r>
+      <w:proofErr w:type="gramStart"/>
+      <w:r>
+        <w:rPr>
+          <w:sz w:val="22"/>
+          <w:szCs w:val="22"/>
+        </w:rPr>
+        <w:t>grad.y</w:t>
+      </w:r>
+      <w:proofErr w:type="gramEnd"/>
+      <w:r>
+        <w:rPr>
+          <w:sz w:val="22"/>
+          <w:szCs w:val="22"/>
+        </w:rPr>
+        <w:t>1_</w:t>
+      </w:r>
+      <w:proofErr w:type="gramStart"/>
+      <w:r>
+        <w:rPr>
+          <w:sz w:val="22"/>
+          <w:szCs w:val="22"/>
+        </w:rPr>
+        <w:t>total }</w:t>
+      </w:r>
+      <w:proofErr w:type="gramEnd"/>
+      <w:r>
+        <w:rPr>
+          <w:sz w:val="22"/>
+          <w:szCs w:val="22"/>
+        </w:rPr>
+        <w:t xml:space="preserve">}; Year 2 total = </w:t>
+      </w:r>
+      <w:proofErr w:type="gramStart"/>
+      <w:r>
+        <w:rPr>
+          <w:sz w:val="22"/>
+          <w:szCs w:val="22"/>
+        </w:rPr>
+        <w:t>{{ other</w:t>
+      </w:r>
+      <w:proofErr w:type="gramEnd"/>
+      <w:r>
+        <w:rPr>
+          <w:sz w:val="22"/>
+          <w:szCs w:val="22"/>
+        </w:rPr>
+        <w:t>.</w:t>
+      </w:r>
+      <w:proofErr w:type="gramStart"/>
+      <w:r>
+        <w:rPr>
+          <w:sz w:val="22"/>
+          <w:szCs w:val="22"/>
+        </w:rPr>
+        <w:t>grad.y</w:t>
+      </w:r>
+      <w:proofErr w:type="gramEnd"/>
+      <w:r>
+        <w:rPr>
+          <w:sz w:val="22"/>
+          <w:szCs w:val="22"/>
+        </w:rPr>
+        <w:t>2_</w:t>
+      </w:r>
+      <w:proofErr w:type="gramStart"/>
+      <w:r>
+        <w:rPr>
+          <w:sz w:val="22"/>
+          <w:szCs w:val="22"/>
+        </w:rPr>
+        <w:t>total }</w:t>
+      </w:r>
+      <w:proofErr w:type="gramEnd"/>
+      <w:r>
+        <w:rPr>
+          <w:sz w:val="22"/>
+          <w:szCs w:val="22"/>
+        </w:rPr>
+        <w:t xml:space="preserve">}. TOTAL salary = </w:t>
+      </w:r>
+      <w:proofErr w:type="gramStart"/>
+      <w:r>
+        <w:rPr>
+          <w:sz w:val="22"/>
+          <w:szCs w:val="22"/>
+        </w:rPr>
+        <w:t xml:space="preserve">{{ </w:t>
+      </w:r>
+      <w:proofErr w:type="spellStart"/>
+      <w:r>
+        <w:rPr>
+          <w:sz w:val="22"/>
+          <w:szCs w:val="22"/>
+        </w:rPr>
+        <w:t>other</w:t>
+      </w:r>
+      <w:proofErr w:type="gramEnd"/>
+      <w:r>
+        <w:rPr>
+          <w:sz w:val="22"/>
+          <w:szCs w:val="22"/>
+        </w:rPr>
+        <w:t>.</w:t>
+      </w:r>
+      <w:proofErr w:type="gramStart"/>
+      <w:r>
+        <w:rPr>
+          <w:sz w:val="22"/>
+          <w:szCs w:val="22"/>
+        </w:rPr>
+        <w:t>grad.total</w:t>
+      </w:r>
+      <w:proofErr w:type="spellEnd"/>
+      <w:proofErr w:type="gramEnd"/>
+      <w:r>
+        <w:rPr>
+          <w:sz w:val="22"/>
+          <w:szCs w:val="22"/>
+        </w:rPr>
+        <w:t xml:space="preserve"> }} </w:t>
+      </w:r>
+    </w:p>
+    <w:p>
+      <w:pPr>
+        <w:rPr>
+          <w:sz w:val="22"/>
+          <w:szCs w:val="22"/>
+          <w:lang w:eastAsia="ko-KR"/>
+        </w:rPr>
+      </w:pPr>
+      <w:r>
+        <w:rPr>
+          <w:sz w:val="22"/>
+          <w:szCs w:val="22"/>
+        </w:rPr>
+        <w:t xml:space="preserve">{% endif </w:t>
+      </w:r>
+      <w:proofErr w:type="gramStart"/>
+      <w:r>
+        <w:rPr>
+          <w:sz w:val="22"/>
+          <w:szCs w:val="22"/>
+        </w:rPr>
+        <w:t>%}{</w:t>
+      </w:r>
+      <w:proofErr w:type="gramEnd"/>
+      <w:r>
+        <w:rPr>
+          <w:sz w:val="22"/>
+          <w:szCs w:val="22"/>
+        </w:rPr>
+        <w:t xml:space="preserve">% if </w:t>
+      </w:r>
+      <w:proofErr w:type="spellStart"/>
+      <w:proofErr w:type="gramStart"/>
+      <w:r>
+        <w:rPr>
+          <w:sz w:val="22"/>
+          <w:szCs w:val="22"/>
+        </w:rPr>
+        <w:t>other.ug.total</w:t>
+      </w:r>
+      <w:proofErr w:type="spellEnd"/>
+      <w:r>
+        <w:rPr>
+          <w:sz w:val="22"/>
+          <w:szCs w:val="22"/>
+        </w:rPr>
+        <w:t xml:space="preserve"> !=</w:t>
+      </w:r>
+      <w:proofErr w:type="gramEnd"/>
+      <w:r>
+        <w:rPr>
+          <w:sz w:val="22"/>
+          <w:szCs w:val="22"/>
+        </w:rPr>
+        <w:t xml:space="preserve"> '$0' %} </w:t>
+      </w:r>
+    </w:p>
+    <w:p>
+      <w:pPr>
+        <w:rPr>
+          <w:sz w:val="22"/>
+          <w:szCs w:val="22"/>
+          <w:lang w:eastAsia="ko-KR"/>
+        </w:rPr>
+      </w:pPr>
+      <w:r>
+        <w:rPr>
           <w:sz w:val="22"/>
           <w:szCs w:val="22"/>
           <w:u w:val="single"/>
         </w:rPr>
-        <w:t xml:space="preserve"> – Dr. {{ kp.last_name }} will serve as the </w:t>
-      </w:r>
-      <w:r>
-        <w:rPr>
-          <w:rFonts w:cs="Symbol"/>
-          <w:bCs w:val="0"/>
-          <w:sz w:val="22"/>
-          <w:szCs w:val="22"/>
-          <w:u w:val="single"/>
-        </w:rPr>
-        <w:t xml:space="preserve">{% if kp.is_pi %}Principal Investigator{% else %}Co-Principal Investigator{% endif %}</w:t>
-      </w:r>
-      <w:r>
-        <w:rPr>
-          <w:rFonts w:cs="Symbol"/>
-          <w:bCs w:val="0"/>
-          <w:sz w:val="22"/>
-          <w:szCs w:val="22"/>
-          <w:u w:val="single"/>
-        </w:rPr>
-        <w:t xml:space="preserve"> and is requesting {{ kp.months }} months salary each year. Year 1 total = {{ kp.y1_total }}; Year 2 total = {{ kp.y2_total }}; TOTAL salary = {{ kp.salary }}</w:t>
-      </w:r>
-    </w:p>
-    <w:p>
-      <w:pPr>
-        <w:rPr>
-          <w:rFonts w:hint="eastAsia"/>
+        <w:t>Undergraduate Assistant</w:t>
+      </w:r>
+      <w:r>
+        <w:rPr>
+          <w:sz w:val="22"/>
+          <w:szCs w:val="22"/>
+        </w:rPr>
+        <w:t xml:space="preserve"> – Salary for one halftime UG is requested at </w:t>
+      </w:r>
+      <w:proofErr w:type="gramStart"/>
+      <w:r>
+        <w:rPr>
+          <w:sz w:val="22"/>
+          <w:szCs w:val="22"/>
+        </w:rPr>
+        <w:t xml:space="preserve">{{ </w:t>
+      </w:r>
+      <w:proofErr w:type="spellStart"/>
+      <w:r>
+        <w:rPr>
+          <w:sz w:val="22"/>
+          <w:szCs w:val="22"/>
+        </w:rPr>
+        <w:t>other.ug</w:t>
+      </w:r>
+      <w:proofErr w:type="gramEnd"/>
+      <w:r>
+        <w:rPr>
+          <w:sz w:val="22"/>
+          <w:szCs w:val="22"/>
+        </w:rPr>
+        <w:t>.</w:t>
+      </w:r>
+      <w:proofErr w:type="gramStart"/>
+      <w:r>
+        <w:rPr>
+          <w:sz w:val="22"/>
+          <w:szCs w:val="22"/>
+        </w:rPr>
+        <w:t>months</w:t>
+      </w:r>
+      <w:proofErr w:type="spellEnd"/>
+      <w:r>
+        <w:rPr>
+          <w:sz w:val="22"/>
+          <w:szCs w:val="22"/>
+        </w:rPr>
+        <w:t xml:space="preserve"> }</w:t>
+      </w:r>
+      <w:proofErr w:type="gramEnd"/>
+      <w:r>
+        <w:rPr>
+          <w:sz w:val="22"/>
+          <w:szCs w:val="22"/>
+        </w:rPr>
+        <w:t xml:space="preserve">} months for Year 1 and 2. Year 1 total = </w:t>
+      </w:r>
+      <w:proofErr w:type="gramStart"/>
+      <w:r>
+        <w:rPr>
+          <w:sz w:val="22"/>
+          <w:szCs w:val="22"/>
+        </w:rPr>
+        <w:t>{{ other.ug</w:t>
+      </w:r>
+      <w:proofErr w:type="gramEnd"/>
+      <w:r>
+        <w:rPr>
+          <w:sz w:val="22"/>
+          <w:szCs w:val="22"/>
+        </w:rPr>
+        <w:t>.y1_</w:t>
+      </w:r>
+      <w:proofErr w:type="gramStart"/>
+      <w:r>
+        <w:rPr>
+          <w:sz w:val="22"/>
+          <w:szCs w:val="22"/>
+        </w:rPr>
+        <w:t>total }</w:t>
+      </w:r>
+      <w:proofErr w:type="gramEnd"/>
+      <w:r>
+        <w:rPr>
+          <w:sz w:val="22"/>
+          <w:szCs w:val="22"/>
+        </w:rPr>
+        <w:t xml:space="preserve">}; Year 2 total = </w:t>
+      </w:r>
+      <w:proofErr w:type="gramStart"/>
+      <w:r>
+        <w:rPr>
+          <w:sz w:val="22"/>
+          <w:szCs w:val="22"/>
+        </w:rPr>
+        <w:t>{{ other.ug</w:t>
+      </w:r>
+      <w:proofErr w:type="gramEnd"/>
+      <w:r>
+        <w:rPr>
+          <w:sz w:val="22"/>
+          <w:szCs w:val="22"/>
+        </w:rPr>
+        <w:t>.y2_</w:t>
+      </w:r>
+      <w:proofErr w:type="gramStart"/>
+      <w:r>
+        <w:rPr>
+          <w:sz w:val="22"/>
+          <w:szCs w:val="22"/>
+        </w:rPr>
+        <w:t>total }</w:t>
+      </w:r>
+      <w:proofErr w:type="gramEnd"/>
+      <w:r>
+        <w:rPr>
+          <w:sz w:val="22"/>
+          <w:szCs w:val="22"/>
+        </w:rPr>
+        <w:t xml:space="preserve">}. TOTAL salary = </w:t>
+      </w:r>
+      <w:proofErr w:type="gramStart"/>
+      <w:r>
+        <w:rPr>
+          <w:sz w:val="22"/>
+          <w:szCs w:val="22"/>
+        </w:rPr>
+        <w:t xml:space="preserve">{{ </w:t>
+      </w:r>
+      <w:proofErr w:type="spellStart"/>
+      <w:r>
+        <w:rPr>
+          <w:sz w:val="22"/>
+          <w:szCs w:val="22"/>
+        </w:rPr>
+        <w:t>other.ug</w:t>
+      </w:r>
+      <w:proofErr w:type="gramEnd"/>
+      <w:r>
+        <w:rPr>
+          <w:sz w:val="22"/>
+          <w:szCs w:val="22"/>
+        </w:rPr>
+        <w:t>.</w:t>
+      </w:r>
+      <w:proofErr w:type="gramStart"/>
+      <w:r>
+        <w:rPr>
+          <w:sz w:val="22"/>
+          <w:szCs w:val="22"/>
+        </w:rPr>
+        <w:t>total</w:t>
+      </w:r>
+      <w:proofErr w:type="spellEnd"/>
+      <w:r>
+        <w:rPr>
+          <w:sz w:val="22"/>
+          <w:szCs w:val="22"/>
+        </w:rPr>
+        <w:t xml:space="preserve"> }</w:t>
+      </w:r>
+      <w:proofErr w:type="gramEnd"/>
+      <w:r>
+        <w:rPr>
+          <w:sz w:val="22"/>
+          <w:szCs w:val="22"/>
+        </w:rPr>
+        <w:t>}</w:t>
+      </w:r>
+    </w:p>
+    <w:p>
+      <w:pPr>
+        <w:rPr>
+          <w:sz w:val="22"/>
+          <w:szCs w:val="22"/>
           <w:lang w:eastAsia="ko-KR"/>
         </w:rPr>
       </w:pPr>
       <w:r>
-        <w:t xml:space="preserve">{% </w:t>
+        <w:rPr>
+          <w:sz w:val="22"/>
+          <w:szCs w:val="22"/>
+        </w:rPr>
+        <w:t>{% endif %}</w:t>
+      </w:r>
+      <w:r>
+        <w:rPr>
+          <w:sz w:val="22"/>
+          <w:szCs w:val="22"/>
+        </w:rPr>
+        <w:t xml:space="preserve"> </w:t>
+      </w:r>
+    </w:p>
+    <w:p>
+      <w:pPr>
+        <w:rPr>
+          <w:rFonts w:cs="Times New Roman"/>
+          <w:sz w:val="22"/>
+          <w:szCs w:val="22"/>
+        </w:rPr>
+      </w:pPr>
+      <w:r>
+        <w:rPr>
+          <w:rFonts w:cs="Times New Roman"/>
+          <w:sz w:val="22"/>
+          <w:szCs w:val="22"/>
+        </w:rPr>
+        <w:t>An escalation factor of 3% is applied to all salaries and wages each year of the project.</w:t>
+      </w:r>
+    </w:p>
+    <w:p>
+      <w:pPr>
+        <w:rPr>
+          <w:rFonts w:cs="Times New Roman"/>
+          <w:sz w:val="22"/>
+          <w:szCs w:val="22"/>
+        </w:rPr>
+      </w:pPr>
+    </w:p>
+    <w:p>
+      <w:pPr>
+        <w:rPr>
+          <w:rFonts w:cs="Times New Roman"/>
+          <w:b/>
+          <w:sz w:val="22"/>
+          <w:szCs w:val="22"/>
+        </w:rPr>
+      </w:pPr>
+      <w:r>
+        <w:rPr>
+          <w:rFonts w:cs="Times New Roman"/>
+          <w:b/>
+          <w:sz w:val="22"/>
+          <w:szCs w:val="22"/>
+        </w:rPr>
+        <w:t>Benefits:</w:t>
+      </w:r>
+    </w:p>
+    <w:p>
+      <w:pPr>
+        <w:rPr>
+          <w:rFonts w:cs="Times New Roman"/>
+          <w:sz w:val="22"/>
+          <w:szCs w:val="22"/>
+        </w:rPr>
+      </w:pPr>
+      <w:r>
+        <w:rPr>
+          <w:rFonts w:cs="Times New Roman"/>
+          <w:sz w:val="22"/>
+          <w:szCs w:val="22"/>
+        </w:rPr>
+        <w:t>At Iowa State University, fringe benefits are specifically identified to each employee and are charged individually as direct costs. These costs are budgeted as a percentage of an individual’s salary based on his/her labor category. Current rates for applicable labor categories are listed below.</w:t>
+      </w:r>
+    </w:p>
+    <w:p>
+      <w:pPr>
+        <w:spacing w:line="259" w:lineRule="auto"/>
+        <w:rPr>
+          <w:sz w:val="22"/>
+          <w:szCs w:val="22"/>
+        </w:rPr>
+      </w:pPr>
+      <w:r>
+        <w:rPr>
+          <w:sz w:val="22"/>
+          <w:szCs w:val="22"/>
+        </w:rPr>
+        <w:t xml:space="preserve">{% if </w:t>
       </w:r>
       <w:proofErr w:type="spellStart"/>
-      <w:r>
-        <w:t>endfor</w:t>
+      <w:proofErr w:type="gramStart"/>
+      <w:r>
+        <w:rPr>
+          <w:sz w:val="22"/>
+          <w:szCs w:val="22"/>
+        </w:rPr>
+        <w:t>other.ps.total</w:t>
       </w:r>
       <w:proofErr w:type="spellEnd"/>
       <w:r>
-        <w:t xml:space="preserve"> %}</w:t>
-      </w:r>
-    </w:p>
-    <w:p>
-      <w:pPr>
-        <w:pStyle w:val="1"/>
-        <w:rPr>
-          <w:rFonts w:hint="eastAsia"/>
-          <w:sz w:val="22"/>
-          <w:szCs w:val="22"/>
-          <w:lang w:eastAsia="ko-KR"/>
-        </w:rPr>
-      </w:pPr>
-      <w:r>
-        <w:rPr>
-          <w:sz w:val="22"/>
-          <w:szCs w:val="22"/>
-        </w:rPr>
-        <w:t>Other Personnel</w:t>
-      </w:r>
-    </w:p>
-    <w:p>
-      <w:pPr>
-        <w:rPr>
-          <w:sz w:val="22"/>
-          <w:szCs w:val="22"/>
-          <w:lang w:eastAsia="ko-KR"/>
-        </w:rPr>
-      </w:pPr>
-      <w:r>
-        <w:rPr>
-          <w:sz w:val="22"/>
-          <w:szCs w:val="22"/>
-        </w:rPr>
-        <w:t xml:space="preserve">{% if </w:t>
-      </w:r>
-      <w:proofErr w:type="spellStart"/>
-      <w:r>
-        <w:rPr>
-          <w:sz w:val="22"/>
-          <w:szCs w:val="22"/>
-        </w:rPr>
-        <w:t>other.ps.total</w:t>
-      </w:r>
-      <w:proofErr w:type="spellEnd"/>
-      <w:r>
-        <w:rPr>
-          <w:sz w:val="22"/>
-          <w:szCs w:val="22"/>
-        </w:rPr>
-        <w:t xml:space="preserve"> != '$0' %}</w:t>
-      </w:r>
-    </w:p>
-    <w:p>
-      <w:pPr>
-        <w:rPr>
-          <w:sz w:val="22"/>
-          <w:szCs w:val="22"/>
-          <w:lang w:eastAsia="ko-KR"/>
-        </w:rPr>
-      </w:pPr>
-      <w:r>
-        <w:rPr>
-          <w:sz w:val="22"/>
-          <w:szCs w:val="22"/>
-        </w:rPr>
-        <w:t xml:space="preserve"> </w:t>
-      </w:r>
-      <w:r>
-        <w:rPr>
-          <w:sz w:val="22"/>
-          <w:szCs w:val="22"/>
-          <w:u w:val="single"/>
-        </w:rPr>
-        <w:t>Professional &amp; Scientific</w:t>
-      </w:r>
-      <w:r>
-        <w:rPr>
-          <w:sz w:val="22"/>
-          <w:szCs w:val="22"/>
-        </w:rPr>
-        <w:t xml:space="preserve"> – Salary for {{ </w:t>
-      </w:r>
-      <w:proofErr w:type="spellStart"/>
-      <w:r>
-        <w:rPr>
-          <w:sz w:val="22"/>
-          <w:szCs w:val="22"/>
-        </w:rPr>
-        <w:t>ps_names</w:t>
-      </w:r>
-      <w:proofErr w:type="spellEnd"/>
-      <w:r>
-        <w:rPr>
-          <w:sz w:val="22"/>
-          <w:szCs w:val="22"/>
-        </w:rPr>
-        <w:t xml:space="preserve"> }} is requested at {{ </w:t>
-      </w:r>
-      <w:proofErr w:type="spellStart"/>
-      <w:r>
-        <w:rPr>
-          <w:sz w:val="22"/>
-          <w:szCs w:val="22"/>
-        </w:rPr>
-        <w:t>other.ps.months</w:t>
-      </w:r>
-      <w:proofErr w:type="spellEnd"/>
-      <w:r>
-        <w:rPr>
-          <w:sz w:val="22"/>
-          <w:szCs w:val="22"/>
-        </w:rPr>
-        <w:t xml:space="preserve"> }} </w:t>
-      </w:r>
-      <w:proofErr w:type="spellStart"/>
-      <w:r>
-        <w:rPr>
-          <w:sz w:val="22"/>
-          <w:szCs w:val="22"/>
-        </w:rPr>
-        <w:t>months</w:t>
-      </w:r>
-      <w:proofErr w:type="spellEnd"/>
-      <w:r>
-        <w:rPr>
-          <w:sz w:val="22"/>
-          <w:szCs w:val="22"/>
-        </w:rPr>
-        <w:t xml:space="preserve"> salary per year. Year 1 total = {{ other.ps.y1_total }}; Year 2 total = {{ other.ps.y2_total }}; TOTAL salary = {{ </w:t>
-      </w:r>
-      <w:proofErr w:type="spellStart"/>
-      <w:r>
-        <w:rPr>
-          <w:sz w:val="22"/>
-          <w:szCs w:val="22"/>
-        </w:rPr>
-        <w:t>other.ps.total</w:t>
-      </w:r>
-      <w:proofErr w:type="spellEnd"/>
-      <w:r>
-        <w:rPr>
-          <w:sz w:val="22"/>
-          <w:szCs w:val="22"/>
-        </w:rPr>
-        <w:t xml:space="preserve"> }}. </w:t>
-      </w:r>
-    </w:p>
-    <w:p>
-      <w:pPr>
-        <w:rPr>
-          <w:sz w:val="22"/>
-          <w:szCs w:val="22"/>
-          <w:lang w:eastAsia="ko-KR"/>
-        </w:rPr>
-      </w:pPr>
-      <w:r>
-        <w:rPr>
-          <w:sz w:val="22"/>
-          <w:szCs w:val="22"/>
-        </w:rPr>
-        <w:t xml:space="preserve">{% endif %} </w:t>
-      </w:r>
-    </w:p>
-    <w:p>
-      <w:pPr>
-        <w:rPr>
-          <w:sz w:val="22"/>
-          <w:szCs w:val="22"/>
-          <w:lang w:eastAsia="ko-KR"/>
-        </w:rPr>
-      </w:pPr>
-    </w:p>
-    <w:p>
-      <w:pPr>
-        <w:rPr>
-          <w:sz w:val="22"/>
-          <w:szCs w:val="22"/>
-          <w:lang w:eastAsia="ko-KR"/>
-        </w:rPr>
-      </w:pPr>
-      <w:r>
-        <w:rPr>
-          <w:sz w:val="22"/>
-          <w:szCs w:val="22"/>
-        </w:rPr>
-        <w:t xml:space="preserve">{% if </w:t>
-      </w:r>
-      <w:proofErr w:type="spellStart"/>
-      <w:r>
-        <w:rPr>
-          <w:sz w:val="22"/>
-          <w:szCs w:val="22"/>
-        </w:rPr>
-        <w:t>other.grad.total</w:t>
-      </w:r>
-      <w:proofErr w:type="spellEnd"/>
-      <w:r>
-        <w:rPr>
-          <w:sz w:val="22"/>
-          <w:szCs w:val="22"/>
-        </w:rPr>
-        <w:t xml:space="preserve"> != '$0' %} </w:t>
-      </w:r>
-    </w:p>
-    <w:p>
-      <w:pPr>
-        <w:rPr>
-          <w:sz w:val="22"/>
-          <w:szCs w:val="22"/>
-          <w:lang w:eastAsia="ko-KR"/>
-        </w:rPr>
-      </w:pPr>
-      <w:r>
-        <w:rPr>
-          <w:sz w:val="22"/>
-          <w:szCs w:val="22"/>
-          <w:u w:val="single"/>
-        </w:rPr>
-        <w:t>Graduate Assistant</w:t>
-      </w:r>
-      <w:r>
-        <w:rPr>
-          <w:sz w:val="22"/>
-          <w:szCs w:val="22"/>
-        </w:rPr>
-        <w:t xml:space="preserve"> – Salary for one halftime GRA is requested at {{ </w:t>
-      </w:r>
-      <w:proofErr w:type="spellStart"/>
-      <w:r>
-        <w:rPr>
-          <w:sz w:val="22"/>
-          <w:szCs w:val="22"/>
-        </w:rPr>
-        <w:t>other.grad.months</w:t>
-      </w:r>
-      <w:proofErr w:type="spellEnd"/>
-      <w:r>
-        <w:rPr>
-          <w:sz w:val="22"/>
-          <w:szCs w:val="22"/>
-        </w:rPr>
-        <w:t xml:space="preserve"> }} months for Year 1 and 2. Year 1 total = {{ other.grad.y1_total }}; Year 2 total = {{ other.grad.y2_total }}. TOTAL salary = {{ </w:t>
-      </w:r>
-      <w:proofErr w:type="spellStart"/>
-      <w:r>
-        <w:rPr>
-          <w:sz w:val="22"/>
-          <w:szCs w:val="22"/>
-        </w:rPr>
-        <w:t>other.grad.total</w:t>
-      </w:r>
-      <w:proofErr w:type="spellEnd"/>
-      <w:r>
-        <w:rPr>
-          <w:sz w:val="22"/>
-          <w:szCs w:val="22"/>
-        </w:rPr>
-        <w:t xml:space="preserve"> }} </w:t>
-      </w:r>
-    </w:p>
-    <w:p>
-      <w:pPr>
-        <w:rPr>
-          <w:sz w:val="22"/>
-          <w:szCs w:val="22"/>
-          <w:lang w:eastAsia="ko-KR"/>
-        </w:rPr>
-      </w:pPr>
-      <w:r>
-        <w:rPr>
-          <w:sz w:val="22"/>
-          <w:szCs w:val="22"/>
-        </w:rPr>
-        <w:t>{% endif %}</w:t>
-      </w:r>
-    </w:p>
-    <w:p>
-      <w:pPr>
-        <w:rPr>
-          <w:sz w:val="22"/>
-          <w:szCs w:val="22"/>
-          <w:lang w:eastAsia="ko-KR"/>
-        </w:rPr>
-      </w:pPr>
-      <w:r>
-        <w:rPr>
-          <w:sz w:val="22"/>
-          <w:szCs w:val="22"/>
-        </w:rPr>
-        <w:t xml:space="preserve"> </w:t>
-      </w:r>
-    </w:p>
-    <w:p>
-      <w:pPr>
-        <w:rPr>
-          <w:sz w:val="22"/>
-          <w:szCs w:val="22"/>
-          <w:lang w:eastAsia="ko-KR"/>
-        </w:rPr>
-      </w:pPr>
-      <w:r>
-        <w:rPr>
-          <w:sz w:val="22"/>
-          <w:szCs w:val="22"/>
-        </w:rPr>
-        <w:t xml:space="preserve">{% if </w:t>
-      </w:r>
-      <w:proofErr w:type="spellStart"/>
-      <w:r>
-        <w:rPr>
-          <w:sz w:val="22"/>
-          <w:szCs w:val="22"/>
-        </w:rPr>
-        <w:t>other.ug.total</w:t>
-      </w:r>
-      <w:proofErr w:type="spellEnd"/>
-      <w:r>
-        <w:rPr>
-          <w:sz w:val="22"/>
-          <w:szCs w:val="22"/>
-        </w:rPr>
-        <w:t xml:space="preserve"> != '$0' %} </w:t>
-      </w:r>
-    </w:p>
-    <w:p>
-      <w:pPr>
-        <w:rPr>
-          <w:sz w:val="22"/>
-          <w:szCs w:val="22"/>
-          <w:lang w:eastAsia="ko-KR"/>
-        </w:rPr>
-      </w:pPr>
-      <w:r>
-        <w:rPr>
-          <w:sz w:val="22"/>
-          <w:szCs w:val="22"/>
-          <w:u w:val="single"/>
-        </w:rPr>
-        <w:t>Undergraduate Assistant</w:t>
-      </w:r>
-      <w:r>
-        <w:rPr>
-          <w:sz w:val="22"/>
-          <w:szCs w:val="22"/>
-        </w:rPr>
-        <w:t xml:space="preserve"> – Salary for one halftime UG is requested at {{ </w:t>
-      </w:r>
-      <w:proofErr w:type="spellStart"/>
-      <w:r>
-        <w:rPr>
-          <w:sz w:val="22"/>
-          <w:szCs w:val="22"/>
-        </w:rPr>
-        <w:t>other.ug.months</w:t>
-      </w:r>
-      <w:proofErr w:type="spellEnd"/>
-      <w:r>
-        <w:rPr>
-          <w:sz w:val="22"/>
-          <w:szCs w:val="22"/>
-        </w:rPr>
-        <w:t xml:space="preserve"> }} months for Year 1 and 2. Year 1 total = {{ other.ug.y1_total }}; Year 2 total = {{ other.ug.y2_total }}. TOTAL salary = {{ </w:t>
-      </w:r>
-      <w:proofErr w:type="spellStart"/>
-      <w:r>
-        <w:rPr>
-          <w:sz w:val="22"/>
-          <w:szCs w:val="22"/>
-        </w:rPr>
-        <w:t>other.ug.total</w:t>
-      </w:r>
-      <w:proofErr w:type="spellEnd"/>
-      <w:r>
-        <w:rPr>
-          <w:sz w:val="22"/>
-          <w:szCs w:val="22"/>
-        </w:rPr>
-        <w:t xml:space="preserve"> }}</w:t>
-      </w:r>
-    </w:p>
-    <w:p>
-      <w:pPr>
-        <w:rPr>
-          <w:rFonts w:cs="Times New Roman"/>
-          <w:sz w:val="22"/>
-          <w:szCs w:val="22"/>
-        </w:rPr>
-      </w:pPr>
-      <w:r>
-        <w:rPr>
-          <w:sz w:val="22"/>
-          <w:szCs w:val="22"/>
-        </w:rPr>
-        <w:t>{% endif %}</w:t>
-      </w:r>
-    </w:p>
-    <w:p>
-      <w:pPr>
-        <w:rPr>
-          <w:rFonts w:cs="Times New Roman"/>
-          <w:sz w:val="22"/>
-          <w:szCs w:val="22"/>
-        </w:rPr>
-      </w:pPr>
-      <w:r>
-        <w:rPr>
-          <w:rFonts w:cs="Times New Roman"/>
-          <w:sz w:val="22"/>
-          <w:szCs w:val="22"/>
-        </w:rPr>
-        <w:t>An escalation factor of 3% is applied to all salaries and wages each year of the project.</w:t>
-      </w:r>
-    </w:p>
-    <w:p>
-      <w:pPr>
-        <w:rPr>
-          <w:rFonts w:cs="Times New Roman"/>
-          <w:sz w:val="22"/>
-          <w:szCs w:val="22"/>
-        </w:rPr>
-      </w:pPr>
-    </w:p>
-    <w:p>
-      <w:pPr>
-        <w:rPr>
-          <w:rFonts w:cs="Times New Roman"/>
-          <w:b/>
-          <w:sz w:val="22"/>
-          <w:szCs w:val="22"/>
-        </w:rPr>
-      </w:pPr>
-      <w:r>
-        <w:rPr>
-          <w:rFonts w:cs="Times New Roman"/>
-          <w:b/>
-          <w:sz w:val="22"/>
-          <w:szCs w:val="22"/>
-        </w:rPr>
-        <w:t>Benefits:</w:t>
-      </w:r>
-    </w:p>
-    <w:p>
-      <w:pPr>
-        <w:rPr>
-          <w:rFonts w:cs="Times New Roman"/>
-          <w:sz w:val="22"/>
-          <w:szCs w:val="22"/>
-        </w:rPr>
-      </w:pPr>
-      <w:r>
-        <w:rPr>
-          <w:rFonts w:cs="Times New Roman"/>
-          <w:sz w:val="22"/>
-          <w:szCs w:val="22"/>
-        </w:rPr>
-        <w:t>At Iowa State University, fringe benefits are specifically identified to each employee and are charged individually as direct costs. These costs are budgeted as a percentage of an individual’s salary based on his/her labor category. Current rates for applicable labor categories are listed below.</w:t>
-      </w:r>
-    </w:p>
-    <w:p>
-      <w:pPr>
-        <w:spacing w:line="259" w:lineRule="auto"/>
-        <w:rPr>
-          <w:sz w:val="22"/>
-          <w:szCs w:val="22"/>
-        </w:rPr>
-      </w:pPr>
-      <w:r>
-        <w:rPr>
-          <w:sz w:val="22"/>
-          <w:szCs w:val="22"/>
-        </w:rPr>
-        <w:t xml:space="preserve">{% if </w:t>
-      </w:r>
-      <w:proofErr w:type="spellStart"/>
-      <w:r>
-        <w:rPr>
-          <w:sz w:val="22"/>
-          <w:szCs w:val="22"/>
-        </w:rPr>
-        <w:t>other.ps.total</w:t>
-      </w:r>
-      <w:proofErr w:type="spellEnd"/>
-      <w:r>
-        <w:rPr>
-          <w:sz w:val="22"/>
-          <w:szCs w:val="22"/>
-        </w:rPr>
-        <w:t xml:space="preserve"> != '$0' or '40.2' in </w:t>
+        <w:rPr>
+          <w:sz w:val="22"/>
+          <w:szCs w:val="22"/>
+        </w:rPr>
+        <w:t xml:space="preserve"> !=</w:t>
+      </w:r>
+      <w:proofErr w:type="gramEnd"/>
+      <w:r>
+        <w:rPr>
+          <w:sz w:val="22"/>
+          <w:szCs w:val="22"/>
+        </w:rPr>
+        <w:t xml:space="preserve"> '$0' or '40.2' in </w:t>
       </w:r>
       <w:proofErr w:type="spellStart"/>
       <w:r>
@@ -707,7 +1496,7 @@
           <w:sz w:val="22"/>
           <w:szCs w:val="22"/>
         </w:rPr>
-        <w:t xml:space="preserve"> Professional and Scientific </w:t>
+        <w:t>Professional and Scientific</w:t>
       </w:r>
       <w:r>
         <w:rPr>
@@ -716,13 +1505,7 @@
         </w:rPr>
         <w:tab/>
       </w:r>
-      <w:r>
-        <w:rPr>
-          <w:sz w:val="22"/>
-          <w:szCs w:val="22"/>
-        </w:rPr>
-        <w:tab/>
-      </w:r>
+      <w:proofErr w:type="gramStart"/>
       <w:r>
         <w:rPr>
           <w:sz w:val="22"/>
@@ -736,7 +1519,23 @@
           <w:sz w:val="22"/>
           <w:szCs w:val="22"/>
         </w:rPr>
-        <w:t>ps_rate</w:t>
+        <w:t>ps</w:t>
+      </w:r>
+      <w:proofErr w:type="gramEnd"/>
+      <w:r>
+        <w:rPr>
+          <w:sz w:val="22"/>
+          <w:szCs w:val="22"/>
+        </w:rPr>
+        <w:t>_</w:t>
+      </w:r>
+      <w:proofErr w:type="gramStart"/>
+      <w:r>
+        <w:rPr>
+          <w:sz w:val="22"/>
+          <w:szCs w:val="22"/>
+        </w:rPr>
+        <w:t>rate</w:t>
       </w:r>
       <w:proofErr w:type="spellEnd"/>
       <w:r>
@@ -744,47 +1543,47 @@
           <w:sz w:val="22"/>
           <w:szCs w:val="22"/>
         </w:rPr>
-        <w:t xml:space="preserve"> }} </w:t>
-      </w:r>
-    </w:p>
-    <w:p>
-      <w:pPr>
-        <w:spacing w:line="259" w:lineRule="auto"/>
-        <w:rPr>
-          <w:sz w:val="22"/>
-          <w:szCs w:val="22"/>
-        </w:rPr>
-      </w:pPr>
-      <w:r>
-        <w:rPr>
-          <w:sz w:val="22"/>
-          <w:szCs w:val="22"/>
-        </w:rPr>
-        <w:t xml:space="preserve">{% endif %} </w:t>
-      </w:r>
-    </w:p>
-    <w:p>
-      <w:pPr>
-        <w:spacing w:line="259" w:lineRule="auto"/>
-        <w:rPr>
-          <w:sz w:val="22"/>
-          <w:szCs w:val="22"/>
-        </w:rPr>
-      </w:pPr>
-      <w:r>
-        <w:rPr>
-          <w:sz w:val="22"/>
-          <w:szCs w:val="22"/>
-        </w:rPr>
-        <w:t xml:space="preserve">{% if </w:t>
+        <w:t xml:space="preserve"> }}</w:t>
+      </w:r>
+      <w:r>
+        <w:rPr>
+          <w:sz w:val="22"/>
+          <w:szCs w:val="22"/>
+        </w:rPr>
+        <w:t>{</w:t>
+      </w:r>
+      <w:proofErr w:type="gramEnd"/>
+      <w:r>
+        <w:rPr>
+          <w:sz w:val="22"/>
+          <w:szCs w:val="22"/>
+        </w:rPr>
+        <w:t xml:space="preserve">% endif %} {% if </w:t>
       </w:r>
       <w:proofErr w:type="spellStart"/>
-      <w:r>
-        <w:rPr>
-          <w:sz w:val="22"/>
-          <w:szCs w:val="22"/>
-        </w:rPr>
-        <w:t>other.grad.total</w:t>
+      <w:proofErr w:type="gramStart"/>
+      <w:r>
+        <w:rPr>
+          <w:sz w:val="22"/>
+          <w:szCs w:val="22"/>
+        </w:rPr>
+        <w:t>other.grad</w:t>
+      </w:r>
+      <w:proofErr w:type="gramEnd"/>
+      <w:r>
+        <w:rPr>
+          <w:sz w:val="22"/>
+          <w:szCs w:val="22"/>
+        </w:rPr>
+        <w:t>.</w:t>
+      </w:r>
+      <w:proofErr w:type="gramStart"/>
+      <w:r>
+        <w:rPr>
+          <w:sz w:val="22"/>
+          <w:szCs w:val="22"/>
+        </w:rPr>
+        <w:t>total</w:t>
       </w:r>
       <w:proofErr w:type="spellEnd"/>
       <w:r>
@@ -792,7 +1591,15 @@
           <w:sz w:val="22"/>
           <w:szCs w:val="22"/>
         </w:rPr>
-        <w:t xml:space="preserve"> != '$0' %}</w:t>
+        <w:t xml:space="preserve"> !</w:t>
+      </w:r>
+      <w:proofErr w:type="gramEnd"/>
+      <w:r>
+        <w:rPr>
+          <w:sz w:val="22"/>
+          <w:szCs w:val="22"/>
+        </w:rPr>
+        <w:t>= '$0' %}</w:t>
       </w:r>
     </w:p>
     <w:p>
@@ -809,7 +1616,7 @@
           <w:sz w:val="22"/>
           <w:szCs w:val="22"/>
         </w:rPr>
-        <w:t xml:space="preserve"> Graduate Assistants </w:t>
+        <w:t>Graduate Assistants</w:t>
       </w:r>
       <w:r>
         <w:rPr>
@@ -825,13 +1632,7 @@
         </w:rPr>
         <w:tab/>
       </w:r>
-      <w:r>
-        <w:rPr>
-          <w:sz w:val="22"/>
-          <w:szCs w:val="22"/>
-        </w:rPr>
-        <w:tab/>
-      </w:r>
+      <w:proofErr w:type="gramStart"/>
       <w:r>
         <w:rPr>
           <w:sz w:val="22"/>
@@ -845,7 +1646,23 @@
           <w:sz w:val="22"/>
           <w:szCs w:val="22"/>
         </w:rPr>
-        <w:t>grad_rate</w:t>
+        <w:t>grad</w:t>
+      </w:r>
+      <w:proofErr w:type="gramEnd"/>
+      <w:r>
+        <w:rPr>
+          <w:sz w:val="22"/>
+          <w:szCs w:val="22"/>
+        </w:rPr>
+        <w:t>_</w:t>
+      </w:r>
+      <w:proofErr w:type="gramStart"/>
+      <w:r>
+        <w:rPr>
+          <w:sz w:val="22"/>
+          <w:szCs w:val="22"/>
+        </w:rPr>
+        <w:t>rate</w:t>
       </w:r>
       <w:proofErr w:type="spellEnd"/>
       <w:r>
@@ -855,39 +1672,23 @@
         </w:rPr>
         <w:t xml:space="preserve"> }}</w:t>
       </w:r>
-    </w:p>
-    <w:p>
-      <w:pPr>
-        <w:spacing w:line="259" w:lineRule="auto"/>
-        <w:rPr>
-          <w:sz w:val="22"/>
-          <w:szCs w:val="22"/>
-        </w:rPr>
-      </w:pPr>
-      <w:r>
-        <w:rPr>
-          <w:sz w:val="22"/>
-          <w:szCs w:val="22"/>
-        </w:rPr>
-        <w:t xml:space="preserve">{% endif %} </w:t>
-      </w:r>
-    </w:p>
-    <w:p>
-      <w:pPr>
-        <w:spacing w:line="259" w:lineRule="auto"/>
-        <w:rPr>
-          <w:sz w:val="22"/>
-          <w:szCs w:val="22"/>
-        </w:rPr>
-      </w:pPr>
-      <w:r>
-        <w:rPr>
-          <w:sz w:val="22"/>
-          <w:szCs w:val="22"/>
-        </w:rPr>
-        <w:t xml:space="preserve">{% if </w:t>
+      <w:r>
+        <w:rPr>
+          <w:sz w:val="22"/>
+          <w:szCs w:val="22"/>
+        </w:rPr>
+        <w:t>{</w:t>
+      </w:r>
+      <w:proofErr w:type="gramEnd"/>
+      <w:r>
+        <w:rPr>
+          <w:sz w:val="22"/>
+          <w:szCs w:val="22"/>
+        </w:rPr>
+        <w:t xml:space="preserve">% endif %} {% if </w:t>
       </w:r>
       <w:proofErr w:type="spellStart"/>
+      <w:proofErr w:type="gramStart"/>
       <w:r>
         <w:rPr>
           <w:sz w:val="22"/>
@@ -901,7 +1702,15 @@
           <w:sz w:val="22"/>
           <w:szCs w:val="22"/>
         </w:rPr>
-        <w:t xml:space="preserve"> != '$0' %} </w:t>
+        <w:t xml:space="preserve"> !=</w:t>
+      </w:r>
+      <w:proofErr w:type="gramEnd"/>
+      <w:r>
+        <w:rPr>
+          <w:sz w:val="22"/>
+          <w:szCs w:val="22"/>
+        </w:rPr>
+        <w:t xml:space="preserve"> '$0' %} </w:t>
       </w:r>
     </w:p>
     <w:p>
@@ -927,13 +1736,7 @@
         </w:rPr>
         <w:tab/>
       </w:r>
-      <w:r>
-        <w:rPr>
-          <w:sz w:val="22"/>
-          <w:szCs w:val="22"/>
-        </w:rPr>
-        <w:tab/>
-      </w:r>
+      <w:proofErr w:type="gramStart"/>
       <w:r>
         <w:rPr>
           <w:sz w:val="22"/>
@@ -947,7 +1750,23 @@
           <w:sz w:val="22"/>
           <w:szCs w:val="22"/>
         </w:rPr>
-        <w:t>ug_rate</w:t>
+        <w:t>ug</w:t>
+      </w:r>
+      <w:proofErr w:type="gramEnd"/>
+      <w:r>
+        <w:rPr>
+          <w:sz w:val="22"/>
+          <w:szCs w:val="22"/>
+        </w:rPr>
+        <w:t>_</w:t>
+      </w:r>
+      <w:proofErr w:type="gramStart"/>
+      <w:r>
+        <w:rPr>
+          <w:sz w:val="22"/>
+          <w:szCs w:val="22"/>
+        </w:rPr>
+        <w:t>rate</w:t>
       </w:r>
       <w:proofErr w:type="spellEnd"/>
       <w:r>
@@ -955,98 +1774,96 @@
           <w:sz w:val="22"/>
           <w:szCs w:val="22"/>
         </w:rPr>
-        <w:t xml:space="preserve"> }} </w:t>
-      </w:r>
-    </w:p>
-    <w:p>
-      <w:pPr>
-        <w:spacing w:line="259" w:lineRule="auto"/>
+        <w:t xml:space="preserve"> }</w:t>
+      </w:r>
+      <w:proofErr w:type="gramEnd"/>
+      <w:r>
+        <w:rPr>
+          <w:sz w:val="22"/>
+          <w:szCs w:val="22"/>
+        </w:rPr>
+        <w:t>} {% endif %}</w:t>
+      </w:r>
+    </w:p>
+    <w:p>
+      <w:pPr>
         <w:rPr>
           <w:rFonts w:cs="Times New Roman"/>
-          <w:sz w:val="22"/>
-          <w:szCs w:val="22"/>
-        </w:rPr>
-      </w:pPr>
-      <w:r>
-        <w:rPr>
-          <w:sz w:val="22"/>
-          <w:szCs w:val="22"/>
-        </w:rPr>
-        <w:t>{% endif %}</w:t>
-      </w:r>
-    </w:p>
-    <w:p>
-      <w:pPr>
+          <w:b/>
+          <w:sz w:val="22"/>
+          <w:szCs w:val="22"/>
+        </w:rPr>
+      </w:pPr>
+      <w:r>
         <w:rPr>
           <w:rFonts w:cs="Times New Roman"/>
-          <w:sz w:val="22"/>
-          <w:szCs w:val="22"/>
-        </w:rPr>
-      </w:pPr>
-    </w:p>
-    <w:p>
-      <w:pPr>
+          <w:b/>
+          <w:sz w:val="22"/>
+          <w:szCs w:val="22"/>
+        </w:rPr>
+        <w:t xml:space="preserve">Equipment (at least </w:t>
+      </w:r>
+      <w:r>
+        <w:rPr>
+          <w:rFonts w:cs="Times New Roman" w:hint="eastAsia"/>
+          <w:b/>
+          <w:sz w:val="22"/>
+          <w:szCs w:val="22"/>
+          <w:lang w:eastAsia="ko-KR"/>
+        </w:rPr>
+        <w:t xml:space="preserve">$5,000 </w:t>
+      </w:r>
+      <w:r>
         <w:rPr>
           <w:rFonts w:cs="Times New Roman"/>
           <w:b/>
           <w:sz w:val="22"/>
           <w:szCs w:val="22"/>
         </w:rPr>
-      </w:pPr>
-      <w:r>
+        <w:t>per item)</w:t>
+      </w:r>
+    </w:p>
+    <w:p>
+      <w:pPr>
         <w:rPr>
           <w:rFonts w:cs="Times New Roman"/>
-          <w:b/>
-          <w:sz w:val="22"/>
-          <w:szCs w:val="22"/>
-        </w:rPr>
-        <w:t xml:space="preserve">Equipment (at least </w:t>
-      </w:r>
-      <w:r>
-        <w:rPr>
-          <w:rFonts w:cs="Times New Roman" w:hint="eastAsia"/>
-          <w:b/>
-          <w:sz w:val="22"/>
-          <w:szCs w:val="22"/>
+          <w:sz w:val="22"/>
+          <w:szCs w:val="22"/>
+        </w:rPr>
+      </w:pPr>
+      <w:r>
+        <w:rPr>
+          <w:rFonts w:cs="Times New Roman"/>
+          <w:sz w:val="22"/>
+          <w:szCs w:val="22"/>
+        </w:rPr>
+        <w:t>No equipment is being requested by Iowa State University.</w:t>
+      </w:r>
+    </w:p>
+    <w:p>
+      <w:pPr>
+        <w:rPr>
+          <w:rFonts w:cs="Times New Roman"/>
+          <w:sz w:val="22"/>
+          <w:szCs w:val="22"/>
+        </w:rPr>
+      </w:pPr>
+    </w:p>
+    <w:p>
+      <w:pPr>
+        <w:rPr>
+          <w:b/>
+          <w:bCs/>
           <w:lang w:eastAsia="ko-KR"/>
         </w:rPr>
-        <w:t xml:space="preserve">$5000 </w:t>
-      </w:r>
-      <w:r>
-        <w:rPr>
-          <w:rFonts w:cs="Times New Roman"/>
-          <w:b/>
-          <w:sz w:val="22"/>
-          <w:szCs w:val="22"/>
-        </w:rPr>
-        <w:t>per item)</w:t>
-      </w:r>
-    </w:p>
-    <w:p>
-      <w:pPr>
-        <w:rPr>
-          <w:rFonts w:cs="Times New Roman"/>
-          <w:sz w:val="22"/>
-          <w:szCs w:val="22"/>
-        </w:rPr>
-      </w:pPr>
-      <w:r>
-        <w:rPr>
-          <w:rFonts w:cs="Times New Roman"/>
-          <w:sz w:val="22"/>
-          <w:szCs w:val="22"/>
-        </w:rPr>
-        <w:t>No equipment is being requested by Iowa State University.</w:t>
-      </w:r>
-    </w:p>
-    <w:p>
-      <w:pPr>
-        <w:rPr>
-          <w:rFonts w:cs="Times New Roman"/>
-          <w:sz w:val="22"/>
-          <w:szCs w:val="22"/>
-        </w:rPr>
-      </w:pPr>
+      </w:pPr>
+      <w:r>
+        <w:rPr>
+          <w:b/>
+          <w:bCs/>
+        </w:rPr>
+        <w:t>Travel</w:t>
+      </w:r>
     </w:p>
     <w:p>
       <w:pPr>
@@ -1055,492 +1872,871 @@
         </w:rPr>
       </w:pPr>
       <w:r>
-        <w:t xml:space="preserve">Travel – </w:t>
-      </w:r>
-    </w:p>
-    <w:p>
-      <w:pPr>
-        <w:rPr>
-          <w:lang w:eastAsia="ko-KR"/>
-        </w:rPr>
-      </w:pPr>
-      <w:proofErr w:type="spellStart"/>
-      <w:proofErr w:type="spellEnd"/>
-      <w:proofErr w:type="spellStart"/>
-      <w:proofErr w:type="spellEnd"/>
-      <w:proofErr w:type="spellStart"/>
-      <w:proofErr w:type="spellEnd"/>
-      <w:proofErr w:type="spellStart"/>
-      <w:proofErr w:type="spellEnd"/>
-      <w:proofErr w:type="spellStart"/>
-      <w:proofErr w:type="spellEnd"/>
-      <w:proofErr w:type="spellStart"/>
-      <w:proofErr w:type="spellEnd"/>
-      <w:r>
-        <w:rPr/>
-        <w:t xml:space="preserve">{% for t in travel_details %}{% if t.has_year_1 %}{% if 'Research' in t.purpose or 'Presentation' in t.purpose %}</w:t>
-      </w:r>
-    </w:p>
-    <w:p>
-      <w:proofErr w:type="spellStart"/>
-      <w:proofErr w:type="spellEnd"/>
-      <w:proofErr w:type="spellStart"/>
-      <w:proofErr w:type="spellEnd"/>
-      <w:proofErr w:type="spellStart"/>
-      <w:proofErr w:type="spellEnd"/>
-      <w:proofErr w:type="spellStart"/>
-      <w:proofErr w:type="spellEnd"/>
-      <w:proofErr w:type="spellStart"/>
-      <w:proofErr w:type="spellEnd"/>
-      <w:proofErr w:type="spellStart"/>
-      <w:proofErr w:type="spellEnd"/>
-      <w:proofErr w:type="spellStart"/>
-      <w:proofErr w:type="spellEnd"/>
-      <w:proofErr w:type="spellStart"/>
-      <w:proofErr w:type="spellEnd"/>
-      <w:proofErr w:type="spellStart"/>
-      <w:proofErr w:type="spellEnd"/>
-      <w:proofErr w:type="spellStart"/>
-      <w:proofErr w:type="spellEnd"/>
-      <w:proofErr w:type="spellStart"/>
-      <w:proofErr w:type="spellEnd"/>
-      <w:r>
-        <w:rPr>
-          <w:b/>
+        <w:t xml:space="preserve">{% for t in travel_details </w:t>
+      </w:r>
+      <w:proofErr w:type="gramStart"/>
+      <w:r>
+        <w:t>%}{</w:t>
+      </w:r>
+      <w:proofErr w:type="gramEnd"/>
+      <w:r>
+        <w:t xml:space="preserve">% if </w:t>
+      </w:r>
+      <w:proofErr w:type="gramStart"/>
+      <w:r>
+        <w:t>t.trip</w:t>
+      </w:r>
+      <w:proofErr w:type="gramEnd"/>
+      <w:r>
+        <w:t>_type == 'conference' and t.has_year_1 %}</w:t>
+      </w:r>
+    </w:p>
+    <w:p>
+      <w:r>
+        <w:rPr>
           <w:bCs/>
           <w:u w:val="single"/>
         </w:rPr>
+        <w:t>Domestic</w:t>
+      </w:r>
+      <w:r>
+        <w:rPr>
+          <w:bCs/>
+        </w:rPr>
+        <w:t>–</w:t>
+      </w:r>
+      <w:r>
+        <w:rPr>
+          <w:bCs/>
+        </w:rPr>
+        <w:t xml:space="preserve"> One trip is budgeted Year 1 and Year 2 to cover travel and registration expenses to attend professional conferences for </w:t>
+      </w:r>
+      <w:proofErr w:type="gramStart"/>
+      <w:r>
+        <w:rPr>
+          <w:bCs/>
+        </w:rPr>
+        <w:t>{{ t</w:t>
+      </w:r>
+      <w:proofErr w:type="gramEnd"/>
+      <w:r>
+        <w:rPr>
+          <w:bCs/>
+        </w:rPr>
+        <w:t>.</w:t>
+      </w:r>
+      <w:proofErr w:type="gramStart"/>
+      <w:r>
+        <w:rPr>
+          <w:bCs/>
+        </w:rPr>
+        <w:t>people }</w:t>
+      </w:r>
+      <w:proofErr w:type="gramEnd"/>
+      <w:r>
+        <w:rPr>
+          <w:bCs/>
+        </w:rPr>
+        <w:t xml:space="preserve">} attendees </w:t>
+      </w:r>
+      <w:proofErr w:type="gramStart"/>
+      <w:r>
+        <w:rPr>
+          <w:bCs/>
+        </w:rPr>
+        <w:t>{{ t</w:t>
+      </w:r>
+      <w:proofErr w:type="gramEnd"/>
+      <w:r>
+        <w:rPr>
+          <w:bCs/>
+        </w:rPr>
+        <w:t>.attendee_</w:t>
+      </w:r>
+      <w:proofErr w:type="gramStart"/>
+      <w:r>
+        <w:rPr>
+          <w:bCs/>
+        </w:rPr>
+        <w:t>desc }</w:t>
+      </w:r>
+      <w:proofErr w:type="gramEnd"/>
+      <w:r>
+        <w:rPr>
+          <w:bCs/>
+        </w:rPr>
+        <w:t>}. The purpose of attending these conferences, such as Soil and Water Conservation Society, American Society of Agricultural and Biological Engineers, or American Water Resources Association Annual Meeting, are to present new project results to the scientific community as they become available. This trip is estimated to cost {{ t.per_trip_cost }} per person for airfare ({{ t.airfare }}), registration ({{ t.registration }}), hotel for {{ t.nights_text }} nights ({{ t.hotel }}), and {{ t.meal_days_text }} days reimbursable expenses ({{ t.expenses }}).</w:t>
+      </w:r>
+    </w:p>
+    <w:p>
+      <w:pPr>
+        <w:rPr>
+          <w:lang w:eastAsia="ko-KR"/>
+        </w:rPr>
+      </w:pPr>
+      <w:r>
         <w:lastRenderedPageBreak/>
-        <w:t xml:space="preserve">Domestic</w:t>
-      </w:r>
-      <w:r>
-        <w:rPr>
+        <w:t xml:space="preserve">{% endif </w:t>
+      </w:r>
+      <w:proofErr w:type="gramStart"/>
+      <w:r>
+        <w:t>%}{</w:t>
+      </w:r>
+      <w:proofErr w:type="gramEnd"/>
+      <w:r>
+        <w:t xml:space="preserve">% endfor </w:t>
+      </w:r>
+      <w:proofErr w:type="gramStart"/>
+      <w:r>
+        <w:t>%}{</w:t>
+      </w:r>
+      <w:proofErr w:type="gramEnd"/>
+      <w:r>
+        <w:t xml:space="preserve">% for t in travel_details </w:t>
+      </w:r>
+      <w:proofErr w:type="gramStart"/>
+      <w:r>
+        <w:t>%}{</w:t>
+      </w:r>
+      <w:proofErr w:type="gramEnd"/>
+      <w:r>
+        <w:t xml:space="preserve">% if t.has_year_1 and ('meeting' in </w:t>
+      </w:r>
+      <w:proofErr w:type="gramStart"/>
+      <w:r>
+        <w:t>t.purpose</w:t>
+      </w:r>
+      <w:proofErr w:type="gramEnd"/>
+      <w:r>
+        <w:t xml:space="preserve"> or 'Minneapolis' in </w:t>
+      </w:r>
+      <w:proofErr w:type="gramStart"/>
+      <w:r>
+        <w:t>t.purpose</w:t>
+      </w:r>
+      <w:proofErr w:type="gramEnd"/>
+      <w:r>
+        <w:t>) %}</w:t>
+      </w:r>
+    </w:p>
+    <w:p>
+      <w:pPr>
+        <w:rPr>
+          <w:lang w:eastAsia="ko-KR"/>
+        </w:rPr>
+      </w:pPr>
+      <w:r>
+        <w:t xml:space="preserve">One trip is budgeted each year to cover travel expenses for PI </w:t>
+      </w:r>
+      <w:proofErr w:type="gramStart"/>
+      <w:r>
+        <w:t>{{ key</w:t>
+      </w:r>
+      <w:proofErr w:type="gramEnd"/>
+      <w:r>
+        <w:t>_</w:t>
+      </w:r>
+      <w:proofErr w:type="gramStart"/>
+      <w:r>
+        <w:t>personnel[</w:t>
+      </w:r>
+      <w:proofErr w:type="gramEnd"/>
+      <w:r>
+        <w:t>0</w:t>
+      </w:r>
+      <w:proofErr w:type="gramStart"/>
+      <w:r>
+        <w:t>].last</w:t>
+      </w:r>
+      <w:proofErr w:type="gramEnd"/>
+      <w:r>
+        <w:t>_</w:t>
+      </w:r>
+      <w:proofErr w:type="gramStart"/>
+      <w:r>
+        <w:t>name }</w:t>
+      </w:r>
+      <w:proofErr w:type="gramEnd"/>
+      <w:r>
+        <w:t xml:space="preserve">} and one other person to attend project coordination meetings in St. Paul, MN with the University of Minnesota and the Minnesota Board of Water and Soil Resources. The trip in year one is estimated to cost </w:t>
+      </w:r>
+      <w:proofErr w:type="gramStart"/>
+      <w:r>
+        <w:t>{{ t</w:t>
+      </w:r>
+      <w:proofErr w:type="gramEnd"/>
+      <w:r>
+        <w:t>.year1_</w:t>
+      </w:r>
+      <w:proofErr w:type="gramStart"/>
+      <w:r>
+        <w:t>total }</w:t>
+      </w:r>
+      <w:proofErr w:type="gramEnd"/>
+      <w:r>
+        <w:t xml:space="preserve">} based on </w:t>
+      </w:r>
+      <w:proofErr w:type="gramStart"/>
+      <w:r>
+        <w:t>{{ t</w:t>
+      </w:r>
+      <w:proofErr w:type="gramEnd"/>
+      <w:r>
+        <w:t>.</w:t>
+      </w:r>
+      <w:proofErr w:type="gramStart"/>
+      <w:r>
+        <w:t>mileage }</w:t>
+      </w:r>
+      <w:proofErr w:type="gramEnd"/>
+      <w:r>
+        <w:t xml:space="preserve">} for ISU Pool vehicle rental (400*$0.58 per mile), </w:t>
+      </w:r>
+      <w:proofErr w:type="gramStart"/>
+      <w:r>
+        <w:t>{{ t</w:t>
+      </w:r>
+      <w:proofErr w:type="gramEnd"/>
+      <w:r>
+        <w:t>.</w:t>
+      </w:r>
+      <w:proofErr w:type="gramStart"/>
+      <w:r>
+        <w:t>hotel }</w:t>
+      </w:r>
+      <w:proofErr w:type="gramEnd"/>
+      <w:r>
+        <w:t xml:space="preserve">} for hotel rental for each person, and </w:t>
+      </w:r>
+      <w:proofErr w:type="gramStart"/>
+      <w:r>
+        <w:t>{{ t</w:t>
+      </w:r>
+      <w:proofErr w:type="gramEnd"/>
+      <w:r>
+        <w:t>.</w:t>
+      </w:r>
+      <w:proofErr w:type="gramStart"/>
+      <w:r>
+        <w:t>expenses }</w:t>
+      </w:r>
+      <w:proofErr w:type="gramEnd"/>
+      <w:r>
+        <w:t>} for reimbursable expenses.</w:t>
+      </w:r>
+    </w:p>
+    <w:p>
+      <w:pPr>
+        <w:rPr>
+          <w:lang w:eastAsia="ko-KR"/>
+        </w:rPr>
+      </w:pPr>
+      <w:r>
+        <w:t xml:space="preserve">{% endif </w:t>
+      </w:r>
+      <w:proofErr w:type="gramStart"/>
+      <w:r>
+        <w:t>%}{</w:t>
+      </w:r>
+      <w:proofErr w:type="gramEnd"/>
+      <w:r>
+        <w:t>% endfor %}</w:t>
+      </w:r>
+    </w:p>
+    <w:p>
+      <w:r>
+        <w:t xml:space="preserve">Flights and hotels increase 3% per year. </w:t>
+      </w:r>
+    </w:p>
+    <w:p>
+      <w:pPr>
+        <w:rPr>
+          <w:lang w:eastAsia="ko-KR"/>
+        </w:rPr>
+      </w:pPr>
+    </w:p>
+    <w:p>
+      <w:r>
+        <w:t xml:space="preserve">Total travel request = </w:t>
+      </w:r>
+      <w:proofErr w:type="gramStart"/>
+      <w:r>
+        <w:t xml:space="preserve">{{ </w:t>
+      </w:r>
+      <w:proofErr w:type="spellStart"/>
+      <w:r>
+        <w:t>total</w:t>
+      </w:r>
+      <w:proofErr w:type="gramEnd"/>
+      <w:r>
+        <w:t>_</w:t>
+      </w:r>
+      <w:proofErr w:type="gramStart"/>
+      <w:r>
+        <w:t>travel</w:t>
+      </w:r>
+      <w:proofErr w:type="spellEnd"/>
+      <w:r>
+        <w:t xml:space="preserve"> }</w:t>
+      </w:r>
+      <w:proofErr w:type="gramEnd"/>
+      <w:r>
+        <w:t>}</w:t>
+      </w:r>
+    </w:p>
+    <w:p>
+      <w:pPr>
+        <w:rPr>
+          <w:rFonts w:cs="Times New Roman"/>
+          <w:b/>
+          <w:sz w:val="22"/>
+          <w:szCs w:val="22"/>
+          <w:lang w:eastAsia="ko-KR"/>
+        </w:rPr>
+      </w:pPr>
+    </w:p>
+    <w:p>
+      <w:pPr>
+        <w:rPr>
+          <w:b/>
           <w:bCs/>
-          <w:u w:val="single"/>
-        </w:rPr>
+          <w:sz w:val="22"/>
+          <w:szCs w:val="22"/>
+        </w:rPr>
+      </w:pPr>
+      <w:r>
+        <w:rPr>
+          <w:b/>
+          <w:bCs/>
+          <w:sz w:val="22"/>
+          <w:szCs w:val="22"/>
+        </w:rPr>
+        <w:t xml:space="preserve">{%p if </w:t>
+      </w:r>
+      <w:proofErr w:type="gramStart"/>
+      <w:r>
+        <w:rPr>
+          <w:b/>
+          <w:bCs/>
+          <w:sz w:val="22"/>
+          <w:szCs w:val="22"/>
+        </w:rPr>
+        <w:t>materials.total !=</w:t>
+      </w:r>
+      <w:proofErr w:type="gramEnd"/>
+      <w:r>
+        <w:rPr>
+          <w:b/>
+          <w:bCs/>
+          <w:sz w:val="22"/>
+          <w:szCs w:val="22"/>
+        </w:rPr>
+        <w:t xml:space="preserve"> '$0' %}</w:t>
+      </w:r>
+    </w:p>
+    <w:p>
+      <w:pPr>
+        <w:rPr>
+          <w:b/>
+          <w:bCs/>
+          <w:sz w:val="22"/>
+          <w:szCs w:val="22"/>
+        </w:rPr>
+      </w:pPr>
+      <w:r>
+        <w:rPr>
+          <w:b/>
+          <w:bCs/>
+          <w:sz w:val="22"/>
+          <w:szCs w:val="22"/>
+        </w:rPr>
+        <w:t>Materials and Supplies:</w:t>
+      </w:r>
+    </w:p>
+    <w:p>
+      <w:pPr>
+        <w:rPr>
+          <w:sz w:val="22"/>
+          <w:szCs w:val="22"/>
+        </w:rPr>
+      </w:pPr>
+      <w:r>
+        <w:rPr>
+          <w:sz w:val="22"/>
+          <w:szCs w:val="22"/>
+        </w:rPr>
+        <w:t>Funds are requested for materials and supplies. {% if materials.y1 != '$0' and materials.y2 != '$0' %}Year 1 = {{ materials.y1 }}; Year 2 = {{ materials.y2 }}.{% elif materials.y1 != '$0' %}Year 1 = {{ materials.y1 }}.{% elif materials.y2 != '$0' %}Year 2 = {{ materials.y2 }}.{% endif %} Total request = {{ materials.total }}.</w:t>
+      </w:r>
+    </w:p>
+    <w:p>
+      <w:pPr>
+        <w:rPr>
+          <w:b/>
+          <w:bCs/>
+          <w:sz w:val="22"/>
+          <w:szCs w:val="22"/>
+        </w:rPr>
+      </w:pPr>
+      <w:r>
+        <w:rPr>
+          <w:b/>
+          <w:bCs/>
+          <w:sz w:val="22"/>
+          <w:szCs w:val="22"/>
+        </w:rPr>
+        <w:t>{%p endif %}</w:t>
+      </w:r>
+    </w:p>
+    <w:p>
+      <w:pPr>
+        <w:rPr>
+          <w:sz w:val="22"/>
+          <w:szCs w:val="22"/>
+        </w:rPr>
+      </w:pPr>
+    </w:p>
+    <w:p>
+      <w:pPr>
+        <w:rPr>
+          <w:b/>
+          <w:sz w:val="22"/>
+          <w:szCs w:val="22"/>
+        </w:rPr>
+      </w:pPr>
+      <w:r>
+        <w:rPr>
+          <w:b/>
+          <w:sz w:val="22"/>
+          <w:szCs w:val="22"/>
+        </w:rPr>
+        <w:t xml:space="preserve">{%p if </w:t>
+      </w:r>
+      <w:proofErr w:type="gramStart"/>
+      <w:r>
+        <w:rPr>
+          <w:b/>
+          <w:sz w:val="22"/>
+          <w:szCs w:val="22"/>
+        </w:rPr>
+        <w:t>publication.total !=</w:t>
+      </w:r>
+      <w:proofErr w:type="gramEnd"/>
+      <w:r>
+        <w:rPr>
+          <w:b/>
+          <w:sz w:val="22"/>
+          <w:szCs w:val="22"/>
+        </w:rPr>
+        <w:t xml:space="preserve"> '$0' %}</w:t>
+      </w:r>
+    </w:p>
+    <w:p>
+      <w:pPr>
+        <w:rPr>
+          <w:b/>
+          <w:sz w:val="22"/>
+          <w:szCs w:val="22"/>
+        </w:rPr>
+      </w:pPr>
+      <w:r>
+        <w:rPr>
+          <w:b/>
+          <w:sz w:val="22"/>
+          <w:szCs w:val="22"/>
+        </w:rPr>
+        <w:t>Publication Costs:</w:t>
+      </w:r>
+    </w:p>
+    <w:p>
+      <w:pPr>
+        <w:rPr>
+          <w:sz w:val="22"/>
+          <w:szCs w:val="22"/>
+        </w:rPr>
+      </w:pPr>
+      <w:r>
+        <w:rPr>
+          <w:sz w:val="22"/>
+          <w:szCs w:val="22"/>
+        </w:rPr>
+        <w:t>{% if publication.y1 != '$0' and publication.y2 != '$0' %}Year 1 = {{ publication.y1 }}; Year 2 = {{ publication.y2 }}.{% elif publication.y2 != '$0' %}Funds to publish one paper in Year 2 = {{ publication.y2 }}{% else %}Year 1 = {{ publication.y1 }}.{% endif %}</w:t>
+      </w:r>
+    </w:p>
+    <w:p>
+      <w:pPr>
+        <w:rPr>
+          <w:sz w:val="22"/>
+          <w:szCs w:val="22"/>
+        </w:rPr>
+      </w:pPr>
+      <w:r>
+        <w:rPr>
+          <w:sz w:val="22"/>
+          <w:szCs w:val="22"/>
+        </w:rPr>
+        <w:t xml:space="preserve">These costs are requested to help to defray publication costs of scientific articles in various peer-reviewed journals </w:t>
+      </w:r>
+      <w:proofErr w:type="gramStart"/>
+      <w:r>
+        <w:rPr>
+          <w:sz w:val="22"/>
+          <w:szCs w:val="22"/>
+        </w:rPr>
+        <w:t>as a result of</w:t>
+      </w:r>
+      <w:proofErr w:type="gramEnd"/>
+      <w:r>
+        <w:rPr>
+          <w:sz w:val="22"/>
+          <w:szCs w:val="22"/>
+        </w:rPr>
+        <w:t xml:space="preserve"> this research.</w:t>
+      </w:r>
+    </w:p>
+    <w:p>
+      <w:pPr>
+        <w:rPr>
+          <w:b/>
+          <w:sz w:val="22"/>
+          <w:szCs w:val="22"/>
+        </w:rPr>
+      </w:pPr>
+      <w:r>
+        <w:rPr>
+          <w:b/>
+          <w:sz w:val="22"/>
+          <w:szCs w:val="22"/>
+        </w:rPr>
+        <w:t>{%p endif %}</w:t>
+      </w:r>
+    </w:p>
+    <w:p>
+      <w:pPr>
+        <w:rPr>
+          <w:sz w:val="22"/>
+          <w:szCs w:val="22"/>
+        </w:rPr>
+      </w:pPr>
+    </w:p>
+    <w:p>
+      <w:pPr>
+        <w:rPr>
+          <w:b/>
+          <w:sz w:val="22"/>
+          <w:szCs w:val="22"/>
+        </w:rPr>
+      </w:pPr>
+      <w:r>
+        <w:rPr>
+          <w:b/>
+          <w:sz w:val="22"/>
+          <w:szCs w:val="22"/>
+        </w:rPr>
+        <w:t xml:space="preserve">{%p if </w:t>
+      </w:r>
+      <w:proofErr w:type="gramStart"/>
+      <w:r>
+        <w:rPr>
+          <w:b/>
+          <w:sz w:val="22"/>
+          <w:szCs w:val="22"/>
+        </w:rPr>
+        <w:t>consultant.total !=</w:t>
+      </w:r>
+      <w:proofErr w:type="gramEnd"/>
+      <w:r>
+        <w:rPr>
+          <w:b/>
+          <w:sz w:val="22"/>
+          <w:szCs w:val="22"/>
+        </w:rPr>
+        <w:t xml:space="preserve"> '$0' %}</w:t>
+      </w:r>
+    </w:p>
+    <w:p>
+      <w:pPr>
+        <w:rPr>
+          <w:b/>
+          <w:sz w:val="22"/>
+          <w:szCs w:val="22"/>
+        </w:rPr>
+      </w:pPr>
+      <w:r>
+        <w:rPr>
+          <w:b/>
+          <w:sz w:val="22"/>
+          <w:szCs w:val="22"/>
+        </w:rPr>
+        <w:t>Consultant/Professional Services:</w:t>
+      </w:r>
+    </w:p>
+    <w:p>
+      <w:r>
+        <w:t>Funds are requested for GIS Facility contract GIS analysis and computer model execution. {% if consultant.y1 != '$0' and consultant.y2 != '$0' %}Year 1 = {{ consultant.y1 }}; Year 2 = {{ consultant.y2 }}.{% elif consultant.y1 != '$0' %}Year 1 = {{ consultant.y1 }}.{% elif consultant.y2 != '$0' %}Year 2 = {{ consultant.y2 }}.{% endif %} Total funds requested = {{ consultant.total }}</w:t>
+      </w:r>
+    </w:p>
+    <w:p>
+      <w:pPr>
+        <w:rPr>
+          <w:b/>
+          <w:sz w:val="22"/>
+          <w:szCs w:val="22"/>
+        </w:rPr>
+      </w:pPr>
+      <w:r>
+        <w:rPr>
+          <w:b/>
+          <w:sz w:val="22"/>
+          <w:szCs w:val="22"/>
+        </w:rPr>
+        <w:t>{%p endif %}</w:t>
+      </w:r>
+    </w:p>
+    <w:p>
+      <w:pPr>
+        <w:rPr>
+          <w:sz w:val="22"/>
+          <w:szCs w:val="22"/>
+        </w:rPr>
+      </w:pPr>
+    </w:p>
+    <w:p>
+      <w:pPr>
+        <w:rPr>
+          <w:b/>
+          <w:sz w:val="22"/>
+          <w:szCs w:val="22"/>
+        </w:rPr>
+      </w:pPr>
+      <w:r>
+        <w:rPr>
+          <w:b/>
+          <w:sz w:val="22"/>
+          <w:szCs w:val="22"/>
+        </w:rPr>
+        <w:t xml:space="preserve">{%p if </w:t>
+      </w:r>
+      <w:proofErr w:type="gramStart"/>
+      <w:r>
+        <w:rPr>
+          <w:b/>
+          <w:sz w:val="22"/>
+          <w:szCs w:val="22"/>
+        </w:rPr>
+        <w:t>storage.total !=</w:t>
+      </w:r>
+      <w:proofErr w:type="gramEnd"/>
+      <w:r>
+        <w:rPr>
+          <w:b/>
+          <w:sz w:val="22"/>
+          <w:szCs w:val="22"/>
+        </w:rPr>
+        <w:t xml:space="preserve"> '$0' %}</w:t>
+      </w:r>
+    </w:p>
+    <w:p>
+      <w:pPr>
+        <w:rPr>
+          <w:b/>
+          <w:sz w:val="22"/>
+          <w:szCs w:val="22"/>
+        </w:rPr>
+      </w:pPr>
+      <w:r>
+        <w:rPr>
+          <w:b/>
+          <w:sz w:val="22"/>
+          <w:szCs w:val="22"/>
+        </w:rPr>
+        <w:t>Computing Support:</w:t>
+      </w:r>
+    </w:p>
+    <w:p>
+      <w:r>
+        <w:t>Funds are requested to assist with project data storage expenses. {% if storage.y1 != '$0' and storage.y2 != '$0' %}Year 1 = {{ storage.y1 }}; Year 2 = {{ storage.y2 }}.{% elif storage.y1 != '$0' %}Year 1 = {{ storage.y1 }}.{% elif storage.y2 != '$0' %}Year 2 = {{ storage.y2 }}.{% endif %} Total request = {{ storage.total }}.</w:t>
+      </w:r>
+    </w:p>
+    <w:p>
+      <w:pPr>
+        <w:rPr>
+          <w:b/>
+          <w:sz w:val="22"/>
+          <w:szCs w:val="22"/>
+        </w:rPr>
+      </w:pPr>
+      <w:r>
+        <w:rPr>
+          <w:b/>
+          <w:sz w:val="22"/>
+          <w:szCs w:val="22"/>
+        </w:rPr>
+        <w:t>{%p endif %}</w:t>
+      </w:r>
+    </w:p>
+    <w:p>
+      <w:pPr>
+        <w:rPr>
+          <w:sz w:val="22"/>
+          <w:szCs w:val="22"/>
+        </w:rPr>
+      </w:pPr>
+    </w:p>
+    <w:p>
+      <w:pPr>
+        <w:rPr>
+          <w:b/>
+          <w:sz w:val="22"/>
+          <w:szCs w:val="22"/>
+        </w:rPr>
+      </w:pPr>
+      <w:r>
+        <w:rPr>
+          <w:b/>
+          <w:sz w:val="22"/>
+          <w:szCs w:val="22"/>
+        </w:rPr>
+        <w:t xml:space="preserve">{%p if </w:t>
+      </w:r>
+      <w:proofErr w:type="gramStart"/>
+      <w:r>
+        <w:rPr>
+          <w:b/>
+          <w:sz w:val="22"/>
+          <w:szCs w:val="22"/>
+        </w:rPr>
+        <w:t>planet.total !=</w:t>
+      </w:r>
+      <w:proofErr w:type="gramEnd"/>
+      <w:r>
+        <w:rPr>
+          <w:b/>
+          <w:sz w:val="22"/>
+          <w:szCs w:val="22"/>
+        </w:rPr>
+        <w:t xml:space="preserve"> '$0' %}</w:t>
+      </w:r>
+    </w:p>
+    <w:p>
+      <w:pPr>
+        <w:rPr>
+          <w:b/>
+          <w:sz w:val="22"/>
+          <w:szCs w:val="22"/>
+        </w:rPr>
+      </w:pPr>
+      <w:r>
+        <w:rPr>
+          <w:b/>
+          <w:sz w:val="22"/>
+          <w:szCs w:val="22"/>
+        </w:rPr>
+        <w:t>Other Direct Costs:</w:t>
+      </w:r>
+    </w:p>
+    <w:p>
+      <w:r>
         <w:lastRenderedPageBreak/>
-        <w:t xml:space="preserve"> – One trip is budgeted Year 1 and Year 2 to cover travel and registration expenses to attend professional conferences for {{ t.people }} attendees. The purpose of attending these conferences, such as Soil and Water Conservation Society, American Society of Agricultural and Biological Engineers, or American Water Resources Association Annual Meeting, are to present new project results to the scientific community as they become available. This trip is estimated to cost {{ t.per_trip_cost }} per person for airfare ({{ t.airfare }}), registration ({{ t.registration }}), hotel for {{ t.nights }} nights ({{ t.hotel }}), and {{ t.meal_days }} days reimbursable expenses ({{ t.expenses }}). {% endif %} {% if 'meeting' in t.purpose or 'Minneapolis' in t.purpose %}</w:t>
-      </w:r>
-    </w:p>
-    <w:p>
-      <w:pPr>
-        <w:rPr>
-          <w:lang w:eastAsia="ko-KR"/>
-        </w:rPr>
-      </w:pPr>
-      <w:r>
-        <w:t xml:space="preserve"> </w:t>
-      </w:r>
-    </w:p>
-    <w:p>
-      <w:pPr>
-        <w:rPr>
-          <w:lang w:eastAsia="ko-KR"/>
-        </w:rPr>
-      </w:pPr>
-      <w:r>
-        <w:t>One trip is budgeted each year to cover travel expenses for PI</w:t>
-      </w:r>
-      <w:r>
-        <w:rPr>
-          <w:rFonts w:hint="eastAsia"/>
-          <w:lang w:eastAsia="ko-KR"/>
-        </w:rPr>
-        <w:t xml:space="preserve"> </w:t>
-      </w:r>
-      <w:r>
-        <w:t xml:space="preserve">{{ </w:t>
-      </w:r>
-      <w:proofErr w:type="spellStart"/>
-      <w:r>
-        <w:t>key_personnel</w:t>
-      </w:r>
-      <w:proofErr w:type="spellEnd"/>
-      <w:r>
-        <w:t>[0].</w:t>
-      </w:r>
-      <w:proofErr w:type="spellStart"/>
-      <w:r>
-        <w:t>last_name</w:t>
-      </w:r>
-      <w:proofErr w:type="spellEnd"/>
-      <w:r>
-        <w:t xml:space="preserve"> }} and one other person to attend project coordination meetings in St. Paul, MN with the University of Minnesota and the Minnesota Board of Water and Soil Resources. The trip in year one is estimated to cost {{ </w:t>
-      </w:r>
-      <w:proofErr w:type="spellStart"/>
-      <w:r>
-        <w:t>t.total</w:t>
-      </w:r>
-      <w:proofErr w:type="spellEnd"/>
-      <w:r>
-        <w:t xml:space="preserve"> }} based on {{ </w:t>
-      </w:r>
-      <w:proofErr w:type="spellStart"/>
-      <w:r>
-        <w:t>t.mileage</w:t>
-      </w:r>
-      <w:proofErr w:type="spellEnd"/>
-      <w:r>
-        <w:t xml:space="preserve"> }} for ISU Pool vehicle rental (400*$0.58 per mile), {{ </w:t>
-      </w:r>
-      <w:proofErr w:type="spellStart"/>
-      <w:r>
-        <w:t>t.hotel</w:t>
-      </w:r>
-      <w:proofErr w:type="spellEnd"/>
-      <w:r>
-        <w:t xml:space="preserve"> }} for hotel rental for each person, and {{ </w:t>
-      </w:r>
-      <w:proofErr w:type="spellStart"/>
-      <w:r>
-        <w:t>t.expenses</w:t>
-      </w:r>
-      <w:proofErr w:type="spellEnd"/>
-      <w:r>
-        <w:t xml:space="preserve"> }} for reimbursable expenses. {% endif %} {% endif %} {% </w:t>
-      </w:r>
-      <w:proofErr w:type="spellStart"/>
-      <w:r>
-        <w:t>endfor</w:t>
-      </w:r>
-      <w:proofErr w:type="spellEnd"/>
-      <w:r>
-        <w:t xml:space="preserve"> %} </w:t>
-      </w:r>
-    </w:p>
-    <w:p>
-      <w:pPr>
-        <w:rPr>
-          <w:lang w:eastAsia="ko-KR"/>
-        </w:rPr>
-      </w:pPr>
-      <w:r>
-        <w:t xml:space="preserve">Flights and hotels increase 3% per year. </w:t>
-      </w:r>
-    </w:p>
-    <w:p>
-      <w:pPr>
-        <w:rPr>
-          <w:rFonts w:cs="Times New Roman"/>
-          <w:b/>
-          <w:sz w:val="22"/>
-          <w:szCs w:val="22"/>
-          <w:lang w:eastAsia="ko-KR"/>
-        </w:rPr>
-      </w:pPr>
-      <w:r>
-        <w:t xml:space="preserve">Total travel request = {{ </w:t>
-      </w:r>
-      <w:proofErr w:type="spellStart"/>
-      <w:r>
-        <w:t>total_travel</w:t>
-      </w:r>
-      <w:proofErr w:type="spellEnd"/>
-      <w:r>
-        <w:t xml:space="preserve"> }}</w:t>
-      </w:r>
-    </w:p>
-    <w:p>
-      <w:pPr>
-        <w:rPr>
-          <w:b/>
-          <w:bCs/>
-          <w:sz w:val="22"/>
-          <w:szCs w:val="22"/>
-        </w:rPr>
-      </w:pPr>
-      <w:r>
-        <w:rPr>
-          <w:b/>
-          <w:bCs/>
-          <w:sz w:val="22"/>
-          <w:szCs w:val="22"/>
-        </w:rPr>
-        <w:t>Materials and Supplies:</w:t>
-      </w:r>
-    </w:p>
-    <w:p>
-      <w:pPr>
-        <w:rPr>
-          <w:sz w:val="22"/>
-          <w:szCs w:val="22"/>
-        </w:rPr>
-      </w:pPr>
-      <w:r>
-        <w:rPr>
-          <w:sz w:val="22"/>
-          <w:szCs w:val="22"/>
-        </w:rPr>
-        <w:t xml:space="preserve">Funds are requested for materials and supplies. Year 1 = {{ materials.y1 }}; Year 2 = {{ materials.y2 }}. Total request = {{ </w:t>
-      </w:r>
-      <w:proofErr w:type="spellStart"/>
-      <w:r>
-        <w:rPr>
-          <w:sz w:val="22"/>
-          <w:szCs w:val="22"/>
-        </w:rPr>
-        <w:t>materials.total</w:t>
-      </w:r>
-      <w:proofErr w:type="spellEnd"/>
-      <w:r>
-        <w:rPr>
-          <w:sz w:val="22"/>
-          <w:szCs w:val="22"/>
-        </w:rPr>
-        <w:t xml:space="preserve"> }}. </w:t>
-      </w:r>
-    </w:p>
-    <w:p>
-      <w:pPr>
-        <w:rPr>
-          <w:sz w:val="22"/>
-          <w:szCs w:val="22"/>
-        </w:rPr>
-      </w:pPr>
-    </w:p>
-    <w:p>
-      <w:pPr>
-        <w:rPr>
-          <w:sz w:val="22"/>
-          <w:szCs w:val="22"/>
-        </w:rPr>
-      </w:pPr>
-      <w:r>
-        <w:rPr>
-          <w:b/>
-          <w:bCs/>
-          <w:sz w:val="22"/>
-          <w:szCs w:val="22"/>
-        </w:rPr>
-        <w:t>Publication Costs:</w:t>
-      </w:r>
-      <w:r>
-        <w:rPr>
-          <w:sz w:val="22"/>
-          <w:szCs w:val="22"/>
-        </w:rPr>
-        <w:t xml:space="preserve"> Funds to publish papers. </w:t>
-      </w:r>
-    </w:p>
-    <w:p>
-      <w:pPr>
-        <w:rPr>
-          <w:sz w:val="22"/>
-          <w:szCs w:val="22"/>
-        </w:rPr>
-      </w:pPr>
-      <w:r>
-        <w:rPr>
-          <w:sz w:val="22"/>
-          <w:szCs w:val="22"/>
-        </w:rPr>
-        <w:t>Year 1 = {{ publication.y1 }}; Year 2 = {{ publication.y2 }}.</w:t>
-      </w:r>
-      <w:r>
-        <w:rPr>
-          <w:sz w:val="22"/>
-          <w:szCs w:val="22"/>
-        </w:rPr>
-        <w:t xml:space="preserve"> </w:t>
-      </w:r>
-      <w:r>
-        <w:rPr>
-          <w:sz w:val="22"/>
-          <w:szCs w:val="22"/>
-        </w:rPr>
-        <w:t xml:space="preserve">These costs are requested to help to defray publication costs of scientific articles in various peer-reviewed journals as a result of this research. </w:t>
-      </w:r>
-    </w:p>
-    <w:p>
-      <w:pPr>
-        <w:rPr>
-          <w:sz w:val="22"/>
-          <w:szCs w:val="22"/>
-        </w:rPr>
-      </w:pPr>
-    </w:p>
-    <w:p>
-      <w:pPr>
-        <w:rPr>
-          <w:sz w:val="22"/>
-          <w:szCs w:val="22"/>
-        </w:rPr>
-      </w:pPr>
-      <w:r>
-        <w:rPr>
-          <w:b/>
-          <w:bCs/>
-          <w:sz w:val="22"/>
-          <w:szCs w:val="22"/>
-        </w:rPr>
-        <w:t>Consultant/Professional Services:</w:t>
-      </w:r>
-      <w:r>
-        <w:rPr>
-          <w:sz w:val="22"/>
-          <w:szCs w:val="22"/>
-        </w:rPr>
-        <w:t xml:space="preserve"> Funds are requested for GIS Facility contract GIS analysis and computer model execution. Year 1 = {{ consultant.y1 }}; Year 2 = {{ consultant.y2 }}. Total funds requested = {{ </w:t>
-      </w:r>
-      <w:proofErr w:type="spellStart"/>
-      <w:r>
-        <w:rPr>
-          <w:sz w:val="22"/>
-          <w:szCs w:val="22"/>
-        </w:rPr>
-        <w:t>consultant.total</w:t>
-      </w:r>
-      <w:proofErr w:type="spellEnd"/>
-      <w:r>
-        <w:rPr>
-          <w:sz w:val="22"/>
-          <w:szCs w:val="22"/>
-        </w:rPr>
-        <w:t xml:space="preserve"> }} </w:t>
-      </w:r>
-    </w:p>
-    <w:p>
-      <w:pPr>
-        <w:rPr>
-          <w:sz w:val="22"/>
-          <w:szCs w:val="22"/>
-        </w:rPr>
-      </w:pPr>
-    </w:p>
-    <w:p>
-      <w:pPr>
-        <w:rPr>
-          <w:sz w:val="22"/>
-          <w:szCs w:val="22"/>
-        </w:rPr>
-      </w:pPr>
-      <w:r>
-        <w:rPr>
-          <w:b/>
-          <w:bCs/>
-          <w:sz w:val="22"/>
-          <w:szCs w:val="22"/>
-        </w:rPr>
-        <w:t>Computing Support:</w:t>
-      </w:r>
-      <w:r>
-        <w:rPr>
-          <w:sz w:val="22"/>
-          <w:szCs w:val="22"/>
-        </w:rPr>
-        <w:t xml:space="preserve"> Funds are requested to assist with project data storage expenses. Year 1 = {{ storage.y1 }}; Year 2 = {{ storage.y2 }}; Total request = {{ </w:t>
-      </w:r>
-      <w:proofErr w:type="spellStart"/>
-      <w:r>
-        <w:rPr>
-          <w:sz w:val="22"/>
-          <w:szCs w:val="22"/>
-        </w:rPr>
-        <w:t>storage.total</w:t>
-      </w:r>
-      <w:proofErr w:type="spellEnd"/>
-      <w:r>
-        <w:rPr>
-          <w:sz w:val="22"/>
-          <w:szCs w:val="22"/>
-        </w:rPr>
-        <w:t xml:space="preserve"> }}.</w:t>
-      </w:r>
-    </w:p>
-    <w:p>
-      <w:pPr>
-        <w:rPr>
-          <w:sz w:val="22"/>
-          <w:szCs w:val="22"/>
-        </w:rPr>
-      </w:pPr>
-    </w:p>
-    <w:p>
-      <w:pPr>
-        <w:rPr>
-          <w:sz w:val="22"/>
-          <w:szCs w:val="22"/>
-        </w:rPr>
-      </w:pPr>
-      <w:r>
-        <w:rPr>
-          <w:b/>
-          <w:bCs/>
-          <w:sz w:val="22"/>
-          <w:szCs w:val="22"/>
-        </w:rPr>
-        <w:t>Other Direct Costs:</w:t>
-      </w:r>
-      <w:r>
-        <w:rPr>
-          <w:sz w:val="22"/>
-          <w:szCs w:val="22"/>
-        </w:rPr>
-        <w:t xml:space="preserve"> Funds are requested to help defray the cost of a partial license for Planet satellite imagery. Year 1 = {{ planet.y1 }}; Year 2 = {{ planet.y2 }}; Total request: {{ </w:t>
-      </w:r>
-      <w:proofErr w:type="spellStart"/>
-      <w:r>
-        <w:rPr>
-          <w:sz w:val="22"/>
-          <w:szCs w:val="22"/>
-        </w:rPr>
-        <w:t>planet.total</w:t>
-      </w:r>
-      <w:proofErr w:type="spellEnd"/>
-      <w:r>
-        <w:rPr>
-          <w:sz w:val="22"/>
-          <w:szCs w:val="22"/>
-        </w:rPr>
-        <w:t xml:space="preserve"> }}</w:t>
-      </w:r>
-    </w:p>
-    <w:p>
-      <w:pPr>
-        <w:rPr>
-          <w:sz w:val="22"/>
-          <w:szCs w:val="22"/>
-        </w:rPr>
-      </w:pPr>
-    </w:p>
-    <w:p>
-      <w:pPr>
-        <w:rPr>
-          <w:sz w:val="22"/>
-          <w:szCs w:val="22"/>
-        </w:rPr>
-      </w:pPr>
-      <w:r>
-        <w:rPr>
-          <w:b/>
-          <w:bCs/>
+        <w:t>Funds are requested to help defray the cost of a partial license for Planet satellite imagery. {% if planet.y1 != '$0' and planet.y2 != '$0' %}Year 1 = {{ planet.y1 }}; Year 2 = {{ planet.y2 }}.{% elif planet.y1 != '$0' %}Year 1 = {{ planet.y1 }}.{% elif planet.y2 != '$0' %}Year 2 = {{ planet.y2 }}.{% endif %} Total request: {{ planet.total }}</w:t>
+      </w:r>
+    </w:p>
+    <w:p>
+      <w:pPr>
+        <w:rPr>
+          <w:b/>
+          <w:sz w:val="22"/>
+          <w:szCs w:val="22"/>
+        </w:rPr>
+      </w:pPr>
+      <w:r>
+        <w:rPr>
+          <w:b/>
+          <w:sz w:val="22"/>
+          <w:szCs w:val="22"/>
+        </w:rPr>
+        <w:t>{%p endif %}</w:t>
+      </w:r>
+    </w:p>
+    <w:p>
+      <w:pPr>
+        <w:rPr>
+          <w:sz w:val="22"/>
+          <w:szCs w:val="22"/>
+        </w:rPr>
+      </w:pPr>
+    </w:p>
+    <w:p>
+      <w:pPr>
+        <w:rPr>
+          <w:b/>
+          <w:sz w:val="22"/>
+          <w:szCs w:val="22"/>
+        </w:rPr>
+      </w:pPr>
+      <w:r>
+        <w:rPr>
+          <w:b/>
+          <w:sz w:val="22"/>
+          <w:szCs w:val="22"/>
+        </w:rPr>
+        <w:t xml:space="preserve">{%p if </w:t>
+      </w:r>
+      <w:proofErr w:type="gramStart"/>
+      <w:r>
+        <w:rPr>
+          <w:b/>
+          <w:sz w:val="22"/>
+          <w:szCs w:val="22"/>
+        </w:rPr>
+        <w:t>tuition.total !=</w:t>
+      </w:r>
+      <w:proofErr w:type="gramEnd"/>
+      <w:r>
+        <w:rPr>
+          <w:b/>
+          <w:sz w:val="22"/>
+          <w:szCs w:val="22"/>
+        </w:rPr>
+        <w:t xml:space="preserve"> '$0' %}</w:t>
+      </w:r>
+    </w:p>
+    <w:p>
+      <w:pPr>
+        <w:rPr>
+          <w:b/>
+          <w:sz w:val="22"/>
+          <w:szCs w:val="22"/>
+        </w:rPr>
+      </w:pPr>
+      <w:r>
+        <w:rPr>
+          <w:b/>
           <w:sz w:val="22"/>
           <w:szCs w:val="22"/>
         </w:rPr>
         <w:t>Tuition:</w:t>
       </w:r>
-      <w:r>
-        <w:rPr>
-          <w:sz w:val="22"/>
-          <w:szCs w:val="22"/>
-        </w:rPr>
-        <w:t xml:space="preserve"> Per University policy, tuition scholarship is provided for each graduate student, commensurate with his or her time on the project. Year 1 = {{ tuition.y1 }}; Year 2 = {{ tuition.y2 }}. Total request = {{ </w:t>
-      </w:r>
-      <w:proofErr w:type="spellStart"/>
-      <w:r>
-        <w:rPr>
-          <w:sz w:val="22"/>
-          <w:szCs w:val="22"/>
-        </w:rPr>
-        <w:t>tuition.total</w:t>
-      </w:r>
-      <w:proofErr w:type="spellEnd"/>
-      <w:r>
-        <w:rPr>
-          <w:sz w:val="22"/>
-          <w:szCs w:val="22"/>
-        </w:rPr>
-        <w:t xml:space="preserve"> }} </w:t>
+    </w:p>
+    <w:p>
+      <w:r>
+        <w:t>Per University policy, tuition scholarship is provided for each graduate student, commensurate with his or her time on the project. {% if tuition.y1 != '$0' and tuition.y2 != '$0' %}Year 1 = {{ tuition.y1 }}; Year 2 = {{ tuition.y2 }}.{% elif tuition.y1 != '$0' %}Year 1 = {{ tuition.y1 }}.{% elif tuition.y2 != '$0' %}Year 2 = {{ tuition.y2 }}.{% endif %} Total request = {{ tuition.total }}.</w:t>
+      </w:r>
+    </w:p>
+    <w:p>
+      <w:pPr>
+        <w:rPr>
+          <w:b/>
+          <w:sz w:val="22"/>
+          <w:szCs w:val="22"/>
+        </w:rPr>
+      </w:pPr>
+      <w:r>
+        <w:rPr>
+          <w:b/>
+          <w:sz w:val="22"/>
+          <w:szCs w:val="22"/>
+        </w:rPr>
+        <w:t>{%p endif %}</w:t>
       </w:r>
     </w:p>
     <w:p>
@@ -1589,16 +2785,25 @@
           <w:sz w:val="22"/>
           <w:szCs w:val="22"/>
         </w:rPr>
-        <w:t xml:space="preserve">For sponsored research at ISU, indirect rates are applied to Modified Total Direct Costs (MTDC). MTDC consists of all salaries and wages, fringe benefits, materials, supplies, services, travel, and subgrant or subcontracts up to the first $25,000 of each subgrant or subcontract (regardless of the period covered by the sub grant or subcontract). MTDC excludes equipment, </w:t>
-      </w:r>
-      <w:r>
-        <w:rPr>
-          <w:rFonts w:cs="Symbol"/>
-          <w:sz w:val="22"/>
-          <w:szCs w:val="22"/>
-        </w:rPr>
-        <w:lastRenderedPageBreak/>
-        <w:t>capital expenditures, charges for patient care, student tuition remission, rental costs of off-site facilities, scholarships and fellowships, as well as the portion of each subgrant and subcontract in excess of $25,000. Current rates are provided below. These rates were approved by the Department of Health and Human Services (effective 07/01/2018 – 06/30/2024, provisional until revised).</w:t>
+        <w:t xml:space="preserve">For sponsored research at ISU, indirect rates are applied to Modified Total Direct Costs (MTDC). MTDC consists of all salaries and wages, fringe benefits, materials, supplies, services, travel, and subgrant or subcontracts up to the first $25,000 of each subgrant or subcontract (regardless of the period covered by the sub grant or subcontract). MTDC excludes equipment, capital expenditures, charges for patient care, student tuition remission, rental costs of off-site facilities, scholarships and fellowships, as well as the portion of each subgrant and subcontract </w:t>
+      </w:r>
+      <w:proofErr w:type="gramStart"/>
+      <w:r>
+        <w:rPr>
+          <w:rFonts w:cs="Symbol"/>
+          <w:sz w:val="22"/>
+          <w:szCs w:val="22"/>
+        </w:rPr>
+        <w:t>in excess of</w:t>
+      </w:r>
+      <w:proofErr w:type="gramEnd"/>
+      <w:r>
+        <w:rPr>
+          <w:rFonts w:cs="Symbol"/>
+          <w:sz w:val="22"/>
+          <w:szCs w:val="22"/>
+        </w:rPr>
+        <w:t xml:space="preserve"> $25,000. Current rates are provided below. These rates were approved by the Department of Health and Human Services (effective 07/01/2018 – 06/30/2024, provisional until revised).</w:t>
       </w:r>
     </w:p>
     <w:bookmarkEnd w:id="0"/>
@@ -1637,7 +2842,16 @@
           <w:sz w:val="22"/>
           <w:szCs w:val="22"/>
         </w:rPr>
-        <w:t xml:space="preserve">On-campus – Organized Research                  {{ </w:t>
+        <w:t xml:space="preserve">On-campus – Organized Research               </w:t>
+      </w:r>
+      <w:proofErr w:type="gramStart"/>
+      <w:r>
+        <w:rPr>
+          <w:rFonts w:cs="Symbol"/>
+          <w:sz w:val="22"/>
+          <w:szCs w:val="22"/>
+        </w:rPr>
+        <w:t xml:space="preserve">   {{ </w:t>
       </w:r>
       <w:proofErr w:type="spellStart"/>
       <w:r>
@@ -1646,7 +2860,25 @@
           <w:sz w:val="22"/>
           <w:szCs w:val="22"/>
         </w:rPr>
-        <w:t>indirect_rate</w:t>
+        <w:t>indirect</w:t>
+      </w:r>
+      <w:proofErr w:type="gramEnd"/>
+      <w:r>
+        <w:rPr>
+          <w:rFonts w:cs="Symbol"/>
+          <w:sz w:val="22"/>
+          <w:szCs w:val="22"/>
+        </w:rPr>
+        <w:t>_</w:t>
+      </w:r>
+      <w:proofErr w:type="gramStart"/>
+      <w:r>
+        <w:rPr>
+          <w:rFonts w:cs="Symbol"/>
+          <w:sz w:val="22"/>
+          <w:szCs w:val="22"/>
+        </w:rPr>
+        <w:t>rate</w:t>
       </w:r>
       <w:proofErr w:type="spellEnd"/>
       <w:r>
@@ -1655,7 +2887,16 @@
           <w:sz w:val="22"/>
           <w:szCs w:val="22"/>
         </w:rPr>
-        <w:t xml:space="preserve"> }}</w:t>
+        <w:t xml:space="preserve"> }</w:t>
+      </w:r>
+      <w:proofErr w:type="gramEnd"/>
+      <w:r>
+        <w:rPr>
+          <w:rFonts w:cs="Symbol"/>
+          <w:sz w:val="22"/>
+          <w:szCs w:val="22"/>
+        </w:rPr>
+        <w:t>}</w:t>
       </w:r>
     </w:p>
     <w:p>
